--- a/docs/Homework_Sicurezza_Simone_Di_Berardino_2085977.docx
+++ b/docs/Homework_Sicurezza_Simone_Di_Berardino_2085977.docx
@@ -11,7 +11,7 @@
       <w:r>
         <w:rPr/>
         <w:drawing>
-          <wp:anchor behindDoc="0" distT="0" distB="0" distL="114935" distR="114935" simplePos="0" locked="0" layoutInCell="0" allowOverlap="1" relativeHeight="2">
+          <wp:anchor behindDoc="0" distT="0" distB="0" distL="114935" distR="114935" simplePos="0" locked="0" layoutInCell="0" allowOverlap="1" relativeHeight="8">
             <wp:simplePos x="0" y="0"/>
             <wp:positionH relativeFrom="column">
               <wp:posOffset>1170305</wp:posOffset>
@@ -71,7 +71,13 @@
         </w:rPr>
       </w:pPr>
       <w:r>
-        <w:rPr/>
+        <w:rPr>
+          <w:rFonts w:eastAsia="Arial" w:ascii="Arial" w:hAnsi="Arial"/>
+          <w:b/>
+          <w:i w:val="false"/>
+          <w:color w:val="861F41"/>
+          <w:sz w:val="24"/>
+        </w:rPr>
       </w:r>
     </w:p>
     <w:p>
@@ -88,7 +94,13 @@
         </w:rPr>
       </w:pPr>
       <w:r>
-        <w:rPr/>
+        <w:rPr>
+          <w:rFonts w:eastAsia="Arial" w:ascii="Arial" w:hAnsi="Arial"/>
+          <w:b/>
+          <w:i w:val="false"/>
+          <w:color w:val="861F41"/>
+          <w:sz w:val="24"/>
+        </w:rPr>
       </w:r>
     </w:p>
     <w:p>
@@ -105,7 +117,13 @@
         </w:rPr>
       </w:pPr>
       <w:r>
-        <w:rPr/>
+        <w:rPr>
+          <w:rFonts w:eastAsia="Arial" w:ascii="Arial" w:hAnsi="Arial"/>
+          <w:b/>
+          <w:i w:val="false"/>
+          <w:color w:val="861F41"/>
+          <w:sz w:val="24"/>
+        </w:rPr>
       </w:r>
     </w:p>
     <w:p>
@@ -450,47 +468,7 @@
           <w:color w:val="1A1A1A"/>
           <w:sz w:val="24"/>
         </w:rPr>
-        <w:t xml:space="preserve">Questo documento descrive una simulazione universitaria di attacco SQL injection di tipo in-band, condotta su un’applicazione web realizzata per il laboratorio (Xwitter). L’applicazione è volutamente vulnerabile: l’obiettivo </w:t>
-      </w:r>
-      <w:r>
-        <w:rPr>
-          <w:rFonts w:eastAsia="Calibri"/>
-          <w:b w:val="false"/>
-          <w:i w:val="false"/>
-          <w:color w:val="1A1A1A"/>
-          <w:sz w:val="24"/>
-        </w:rPr>
-        <w:t>è</w:t>
-      </w:r>
-      <w:r>
-        <w:rPr>
-          <w:rFonts w:eastAsia="Calibri"/>
-          <w:b w:val="false"/>
-          <w:i w:val="false"/>
-          <w:color w:val="1A1A1A"/>
-          <w:sz w:val="24"/>
-        </w:rPr>
-        <w:t xml:space="preserve"> mostrare come un input utente non controllato possa violare le proprietà di riservatezza, integrità e disponibilità (CIA) di un database </w:t>
-      </w:r>
-      <w:r>
-        <w:rPr>
-          <w:rFonts w:eastAsia="Calibri"/>
-          <w:b w:val="false"/>
-          <w:i w:val="false"/>
-          <w:color w:val="1A1A1A"/>
-          <w:sz w:val="24"/>
-        </w:rPr>
-        <w:t>relazionale</w:t>
-      </w:r>
-      <w:r>
-        <w:rPr>
-          <w:rFonts w:eastAsia="Calibri"/>
-          <w:b w:val="false"/>
-          <w:i w:val="false"/>
-          <w:color w:val="1A1A1A"/>
-          <w:sz w:val="24"/>
-        </w:rPr>
-        <w:t>.</w:t>
+        <w:t>Questo documento descrive una simulazione universitaria di attacco SQL injection di tipo in-band, condotta su un’applicazione web realizzata per il laboratorio (Xwitter). L’applicazione è volutamente vulnerabile: l’obiettivo è mostrare come un input utente non controllato possa violare le proprietà di riservatezza, integrità e disponibilità (CIA) di un database relazionale.</w:t>
       </w:r>
     </w:p>
     <w:p>
@@ -576,27 +554,7 @@
           <w:color w:val="1A1A1A"/>
           <w:sz w:val="24"/>
         </w:rPr>
-        <w:t xml:space="preserve">La pagina Search user è vulnerabile a SQL injection. Il testo della search bar viene </w:t>
-      </w:r>
-      <w:r>
-        <w:rPr>
-          <w:rFonts w:eastAsia="Calibri"/>
-          <w:b w:val="false"/>
-          <w:i w:val="false"/>
-          <w:color w:val="1A1A1A"/>
-          <w:sz w:val="24"/>
-        </w:rPr>
-        <w:t>i</w:t>
-      </w:r>
-      <w:r>
-        <w:rPr>
-          <w:rFonts w:eastAsia="Calibri"/>
-          <w:b w:val="false"/>
-          <w:i w:val="false"/>
-          <w:color w:val="1A1A1A"/>
-          <w:sz w:val="24"/>
-        </w:rPr>
-        <w:t>nterpolato in una stringa del tipo:</w:t>
+        <w:t>La pagina Search user è vulnerabile a SQL injection. Il testo della search bar viene interpolato in una stringa del tipo:</w:t>
       </w:r>
     </w:p>
     <w:tbl>
@@ -737,27 +695,7 @@
           <w:color w:val="1A1A1A"/>
           <w:sz w:val="24"/>
         </w:rPr>
-        <w:t xml:space="preserve">Nella search bar è stato inserito il seguente input. La UNION allinea </w:t>
-      </w:r>
-      <w:r>
-        <w:rPr>
-          <w:rFonts w:eastAsia="Calibri"/>
-          <w:b w:val="false"/>
-          <w:i w:val="false"/>
-          <w:color w:val="1A1A1A"/>
-          <w:sz w:val="24"/>
-        </w:rPr>
-        <w:t>5</w:t>
-      </w:r>
-      <w:r>
-        <w:rPr>
-          <w:rFonts w:eastAsia="Calibri"/>
-          <w:b w:val="false"/>
-          <w:i w:val="false"/>
-          <w:color w:val="1A1A1A"/>
-          <w:sz w:val="24"/>
-        </w:rPr>
-        <w:t xml:space="preserve"> colonne alla SELECT originale; il nome tabella viene messo in seconda posizione, cioè nel campo username della risposta.</w:t>
+        <w:t>Nella search bar è stato inserito il seguente input. La UNION allinea 5 colonne alla SELECT originale; il nome tabella viene messo in seconda posizione, cioè nel campo username della risposta.</w:t>
       </w:r>
     </w:p>
     <w:tbl>
@@ -967,27 +905,7 @@
           <w:color w:val="1A1A1A"/>
           <w:sz w:val="24"/>
         </w:rPr>
-        <w:t xml:space="preserve">Nota la tabella users, si enumerano le colonne tramite pg_catalog.pg_attribute </w:t>
-      </w:r>
-      <w:r>
-        <w:rPr>
-          <w:rFonts w:eastAsia="Calibri"/>
-          <w:b w:val="false"/>
-          <w:i w:val="false"/>
-          <w:color w:val="1A1A1A"/>
-          <w:sz w:val="24"/>
-        </w:rPr>
-        <w:t>utilizzando la seguente SQL injection</w:t>
-      </w:r>
-      <w:r>
-        <w:rPr>
-          <w:rFonts w:eastAsia="Calibri"/>
-          <w:b w:val="false"/>
-          <w:i w:val="false"/>
-          <w:color w:val="1A1A1A"/>
-          <w:sz w:val="24"/>
-        </w:rPr>
-        <w:t>. Anche in questo caso il nome colonna è mappato sul campo username del DTO User.</w:t>
+        <w:t>Nota la tabella users, si enumerano le colonne tramite pg_catalog.pg_attribute utilizzando la seguente SQL injection. Anche in questo caso il nome colonna è mappato sul campo username del DTO User.</w:t>
       </w:r>
     </w:p>
     <w:tbl>
@@ -1168,8 +1086,16 @@
           <w:color w:val="1A1A1A"/>
           <w:sz w:val="24"/>
         </w:rPr>
-        <w:t xml:space="preserve">A questo punto è possibile costruire una ulteriore </w:t>
+        <w:t>A questo punto è possibile costruire una ulteriore SQL Injection con UNION per leggere gli hash delle password e le mail degli utenti selezionando le colonne segrete che sono state scoperte al passo precedente.</w:t>
       </w:r>
+    </w:p>
+    <w:p>
+      <w:pPr>
+        <w:pStyle w:val="Normal"/>
+        <w:spacing w:lineRule="auto" w:line="276" w:before="0" w:after="160"/>
+        <w:jc w:val="both"/>
+        <w:rPr/>
+      </w:pPr>
       <w:r>
         <w:rPr>
           <w:rFonts w:eastAsia="Calibri"/>
@@ -1178,55 +1104,7 @@
           <w:color w:val="1A1A1A"/>
           <w:sz w:val="24"/>
         </w:rPr>
-        <w:t xml:space="preserve">SQL Injection con </w:t>
-      </w:r>
-      <w:r>
-        <w:rPr>
-          <w:rFonts w:eastAsia="Calibri"/>
-          <w:b w:val="false"/>
-          <w:i w:val="false"/>
-          <w:color w:val="1A1A1A"/>
-          <w:sz w:val="24"/>
-        </w:rPr>
-        <w:t xml:space="preserve">UNION per leggere gli hash delle password </w:t>
-      </w:r>
-      <w:r>
-        <w:rPr>
-          <w:rFonts w:eastAsia="Calibri"/>
-          <w:b w:val="false"/>
-          <w:i w:val="false"/>
-          <w:color w:val="1A1A1A"/>
-          <w:sz w:val="24"/>
-        </w:rPr>
-        <w:t>e le mail degli utenti selezionando le colonne segrete che sono state scoperte al passo precedente.</w:t>
-      </w:r>
-    </w:p>
-    <w:p>
-      <w:pPr>
-        <w:pStyle w:val="Normal"/>
-        <w:spacing w:lineRule="auto" w:line="276" w:before="0" w:after="160"/>
-        <w:jc w:val="both"/>
-        <w:rPr/>
-      </w:pPr>
-      <w:r>
-        <w:rPr>
-          <w:rFonts w:eastAsia="Calibri"/>
-          <w:b w:val="false"/>
-          <w:i w:val="false"/>
-          <w:color w:val="1A1A1A"/>
-          <w:sz w:val="24"/>
-        </w:rPr>
-        <w:t xml:space="preserve">L’input seguente seleziona id, display_name, email, username e password_hash. </w:t>
-      </w:r>
-      <w:r>
-        <w:rPr>
-          <w:rFonts w:eastAsia="Calibri"/>
-          <w:b w:val="false"/>
-          <w:i w:val="false"/>
-          <w:color w:val="1A1A1A"/>
-          <w:sz w:val="24"/>
-        </w:rPr>
-        <w:t>In base all’ordine delle colonne riportato di seguito, abbiamo che:</w:t>
+        <w:t>L’input seguente seleziona id, display_name, email, username e password_hash. In base all’ordine delle colonne riportato di seguito, abbiamo che:</w:t>
       </w:r>
     </w:p>
     <w:p>
@@ -1330,7 +1208,13 @@
         </w:rPr>
       </w:pPr>
       <w:r>
-        <w:rPr/>
+        <w:rPr>
+          <w:rFonts w:eastAsia="Calibri"/>
+          <w:b w:val="false"/>
+          <w:i w:val="false"/>
+          <w:color w:val="1A1A1A"/>
+          <w:sz w:val="24"/>
+        </w:rPr>
       </w:r>
     </w:p>
     <w:p>
@@ -1348,32 +1232,399 @@
           <w:color w:val="1A1A1A"/>
           <w:sz w:val="24"/>
         </w:rPr>
-        <w:t xml:space="preserve">La tautologia '0' = '0, chiusa dall’apice del backend, fa sì che la UNION restituisca tutte le righe di users </w:t>
+        <w:t>La tautologia '0' = '0, chiusa dall’apice del backend, fa sì che la UNION restituisca tutte le righe di users con email e password: resta così dimostrato l’obiettivo «esfiltrare dati contenuti in una o più tabelle del database» e la violazione della riservatezza (Confidentiality).</w:t>
       </w:r>
+    </w:p>
+    <w:p>
+      <w:pPr>
+        <w:pStyle w:val="Heading1"/>
+        <w:spacing w:lineRule="auto" w:line="276" w:before="0" w:after="160"/>
+        <w:jc w:val="both"/>
+        <w:rPr/>
+      </w:pPr>
       <w:r>
         <w:rPr>
-          <w:rFonts w:eastAsia="Calibri"/>
+          <w:rFonts w:ascii="Arial" w:hAnsi="Arial"/>
+          <w:b/>
+          <w:i w:val="false"/>
+          <w:color w:val="1A1A1A"/>
+          <w:sz w:val="32"/>
+        </w:rPr>
+        <w:t>6. Modifica del contenuto del database</w:t>
+      </w:r>
+    </w:p>
+    <w:p>
+      <w:pPr>
+        <w:pStyle w:val="Normal"/>
+        <w:spacing w:lineRule="auto" w:line="276" w:before="0" w:after="160"/>
+        <w:jc w:val="both"/>
+        <w:rPr/>
+      </w:pPr>
+      <w:r>
+        <w:rPr>
           <w:b w:val="false"/>
           <w:i w:val="false"/>
           <w:color w:val="1A1A1A"/>
           <w:sz w:val="24"/>
         </w:rPr>
-        <w:t>con email e password: r</w:t>
+        <w:t xml:space="preserve">Oltre alla Search user, anche la pagina Profile </w:t>
       </w:r>
       <w:r>
         <w:rPr>
-          <w:rFonts w:eastAsia="Calibri"/>
           <w:b w:val="false"/>
           <w:i w:val="false"/>
           <w:color w:val="1A1A1A"/>
           <w:sz w:val="24"/>
         </w:rPr>
-        <w:t>esta così dimostrato l’obiettivo «esfiltrare dati contenuti in una o più tabelle del database» e la violazione della riservatezza (Confidentiality).</w:t>
+        <w:t xml:space="preserve">ha una vulnerabilità alle SQL injection, in particolare nella funzionalità di aggiornamento della bio dell’utente. Attraverso l’input utilizzato per modificare la bio, si dimostra che è possibile effettuare una SQL injection che modifica la bio e la password_hash relativa a </w:t>
+      </w:r>
+      <w:r>
+        <w:rPr>
+          <w:b/>
+          <w:bCs/>
+          <w:i w:val="false"/>
+          <w:color w:val="1A1A1A"/>
+          <w:sz w:val="24"/>
+        </w:rPr>
+        <w:t>tutti gli utenti registrati</w:t>
+      </w:r>
+      <w:r>
+        <w:rPr>
+          <w:b w:val="false"/>
+          <w:i w:val="false"/>
+          <w:color w:val="1A1A1A"/>
+          <w:sz w:val="24"/>
+        </w:rPr>
+        <w:t>, compromettendo gravemente l’integrità dei dati del sistema.</w:t>
+      </w:r>
+    </w:p>
+    <w:p>
+      <w:pPr>
+        <w:pStyle w:val="Heading2"/>
+        <w:spacing w:lineRule="auto" w:line="276" w:before="0" w:after="160"/>
+        <w:jc w:val="both"/>
+        <w:rPr/>
+      </w:pPr>
+      <w:r>
+        <w:rPr>
+          <w:rFonts w:ascii="Arial" w:hAnsi="Arial"/>
+          <w:b/>
+          <w:i w:val="false"/>
+          <w:color w:val="1A1A1A"/>
+          <w:sz w:val="26"/>
+        </w:rPr>
+        <w:t>6.1 Meccanismo dell'injection</w:t>
+      </w:r>
+    </w:p>
+    <w:p>
+      <w:pPr>
+        <w:pStyle w:val="Normal"/>
+        <w:spacing w:lineRule="auto" w:line="276" w:before="0" w:after="160"/>
+        <w:jc w:val="both"/>
+        <w:rPr/>
+      </w:pPr>
+      <w:r>
+        <w:rPr>
+          <w:b w:val="false"/>
+          <w:i w:val="false"/>
+          <w:color w:val="1A1A1A"/>
+          <w:sz w:val="24"/>
+        </w:rPr>
+        <w:t>La query vulnerabile ha la forma:</w:t>
+      </w:r>
+    </w:p>
+    <w:p>
+      <w:pPr>
+        <w:pStyle w:val="Normal"/>
+        <w:spacing w:lineRule="auto" w:line="276" w:before="0" w:after="160"/>
+        <w:jc w:val="both"/>
+        <w:rPr/>
+      </w:pPr>
+      <w:r>
+        <w:rPr/>
+      </w:r>
+    </w:p>
+    <w:tbl>
+      <w:tblPr>
+        <w:tblW w:w="9072" w:type="dxa"/>
+        <w:jc w:val="left"/>
+        <w:tblInd w:w="0" w:type="dxa"/>
+        <w:tblLayout w:type="fixed"/>
+        <w:tblCellMar>
+          <w:top w:w="0" w:type="dxa"/>
+          <w:left w:w="108" w:type="dxa"/>
+          <w:bottom w:w="0" w:type="dxa"/>
+          <w:right w:w="108" w:type="dxa"/>
+        </w:tblCellMar>
+        <w:tblLook w:firstRow="1" w:noVBand="1" w:lastRow="0" w:firstColumn="1" w:lastColumn="0" w:noHBand="0" w:val="04a0"/>
+      </w:tblPr>
+      <w:tblGrid>
+        <w:gridCol w:w="9072"/>
+      </w:tblGrid>
+      <w:tr>
+        <w:trPr/>
+        <w:tc>
+          <w:tcPr>
+            <w:tcW w:w="9072" w:type="dxa"/>
+            <w:tcBorders>
+              <w:top w:val="single" w:sz="4" w:space="0" w:color="DDDDDD"/>
+              <w:left w:val="single" w:sz="4" w:space="0" w:color="DDDDDD"/>
+              <w:bottom w:val="single" w:sz="4" w:space="0" w:color="DDDDDD"/>
+              <w:right w:val="single" w:sz="4" w:space="0" w:color="DDDDDD"/>
+            </w:tcBorders>
+            <w:shd w:fill="F3F3F3" w:val="clear"/>
+          </w:tcPr>
+          <w:p>
+            <w:pPr>
+              <w:pStyle w:val="Normal"/>
+              <w:spacing w:lineRule="auto" w:line="276" w:before="0" w:after="160"/>
+              <w:jc w:val="both"/>
+              <w:rPr/>
+            </w:pPr>
+            <w:r>
+              <w:rPr>
+                <w:rFonts w:eastAsia="Consolas"/>
+                <w:b w:val="false"/>
+                <w:i w:val="false"/>
+                <w:color w:val="1A1A1A"/>
+                <w:sz w:val="24"/>
+              </w:rPr>
+              <w:t>UPDATE users SET bio = '&lt;input&gt;' WHERE id = &lt;id&gt;</w:t>
+            </w:r>
+          </w:p>
+        </w:tc>
+      </w:tr>
+    </w:tbl>
+    <w:p>
+      <w:pPr>
+        <w:pStyle w:val="Normal"/>
+        <w:spacing w:lineRule="auto" w:line="276" w:before="0" w:after="160"/>
+        <w:jc w:val="both"/>
+        <w:rPr>
+          <w:rFonts w:ascii="Arial" w:hAnsi="Arial"/>
+          <w:b/>
+          <w:i w:val="false"/>
+          <w:i w:val="false"/>
+          <w:color w:val="1A1A1A"/>
+          <w:sz w:val="26"/>
+        </w:rPr>
+      </w:pPr>
+      <w:r>
+        <w:rPr/>
+      </w:r>
+    </w:p>
+    <w:p>
+      <w:pPr>
+        <w:pStyle w:val="Normal"/>
+        <w:spacing w:lineRule="auto" w:line="276" w:before="0" w:after="160"/>
+        <w:jc w:val="both"/>
+        <w:rPr/>
+      </w:pPr>
+      <w:r>
+        <w:rPr>
+          <w:b w:val="false"/>
+          <w:i w:val="false"/>
+          <w:color w:val="1A1A1A"/>
+          <w:sz w:val="24"/>
+        </w:rPr>
+        <w:t>Per effettuare l’attacco descritto, n</w:t>
+      </w:r>
+      <w:r>
+        <w:rPr>
+          <w:b w:val="false"/>
+          <w:i w:val="false"/>
+          <w:color w:val="1A1A1A"/>
+          <w:sz w:val="24"/>
+        </w:rPr>
+        <w:t>el campo Bio della pagina Profile è stato inserito il seguente input:</w:t>
+      </w:r>
+    </w:p>
+    <w:tbl>
+      <w:tblPr>
+        <w:tblW w:w="9071" w:type="dxa"/>
+        <w:jc w:val="left"/>
+        <w:tblInd w:w="0" w:type="dxa"/>
+        <w:tblLayout w:type="fixed"/>
+        <w:tblCellMar>
+          <w:top w:w="0" w:type="dxa"/>
+          <w:left w:w="108" w:type="dxa"/>
+          <w:bottom w:w="0" w:type="dxa"/>
+          <w:right w:w="108" w:type="dxa"/>
+        </w:tblCellMar>
+        <w:tblLook w:firstRow="1" w:noVBand="1" w:lastRow="0" w:firstColumn="1" w:lastColumn="0" w:noHBand="0" w:val="04a0"/>
+      </w:tblPr>
+      <w:tblGrid>
+        <w:gridCol w:w="9071"/>
+      </w:tblGrid>
+      <w:tr>
+        <w:trPr/>
+        <w:tc>
+          <w:tcPr>
+            <w:tcW w:w="9071" w:type="dxa"/>
+            <w:tcBorders>
+              <w:top w:val="single" w:sz="4" w:space="0" w:color="DDDDDD"/>
+              <w:left w:val="single" w:sz="4" w:space="0" w:color="DDDDDD"/>
+              <w:bottom w:val="single" w:sz="4" w:space="0" w:color="DDDDDD"/>
+              <w:right w:val="single" w:sz="4" w:space="0" w:color="DDDDDD"/>
+            </w:tcBorders>
+            <w:shd w:fill="F3F3F3" w:val="clear"/>
+          </w:tcPr>
+          <w:p>
+            <w:pPr>
+              <w:pStyle w:val="Normal"/>
+              <w:spacing w:before="0" w:after="0"/>
+              <w:rPr/>
+            </w:pPr>
+            <w:r>
+              <w:rPr>
+                <w:rFonts w:ascii="Consolas" w:hAnsi="Consolas"/>
+                <w:b w:val="false"/>
+                <w:i w:val="false"/>
+                <w:color w:val="1A1A1A"/>
+                <w:sz w:val="18"/>
+              </w:rPr>
+              <w:t>you have been hacked', password_hash = 'password_hacked'--</w:t>
+            </w:r>
+          </w:p>
+        </w:tc>
+      </w:tr>
+    </w:tbl>
+    <w:p>
+      <w:pPr>
+        <w:pStyle w:val="Normal"/>
+        <w:spacing w:lineRule="auto" w:line="276" w:before="0" w:after="160"/>
+        <w:jc w:val="both"/>
+        <w:rPr>
+          <w:rFonts w:ascii="Calibri" w:hAnsi="Calibri"/>
+          <w:b w:val="false"/>
+          <w:i w:val="false"/>
+          <w:i w:val="false"/>
+          <w:color w:val="1A1A1A"/>
+          <w:sz w:val="24"/>
+        </w:rPr>
+      </w:pPr>
+      <w:r>
+        <w:rPr/>
+      </w:r>
+    </w:p>
+    <w:p>
+      <w:pPr>
+        <w:pStyle w:val="Normal"/>
+        <w:spacing w:lineRule="auto" w:line="276" w:before="0" w:after="160"/>
+        <w:jc w:val="both"/>
+        <w:rPr/>
+      </w:pPr>
+      <w:r>
+        <w:rPr>
+          <w:b w:val="false"/>
+          <w:i w:val="false"/>
+          <w:color w:val="1A1A1A"/>
+          <w:sz w:val="24"/>
+        </w:rPr>
+        <w:t>Chiudendo la stringa con un apice e aggiungendo una seconda assegnazione, seguita da un commento di fine riga (--), il motore SQL esegue anche l'aggiornamento di password_hash. L'aggiornamento colpisce tutti gli utenti memorizzati nella tabella users perché il commento di fine riga rimuove totalmente la clausola WHERE che permetteva la modifica della bio solamente all’utente autenticato.</w:t>
+      </w:r>
+    </w:p>
+    <w:p>
+      <w:pPr>
+        <w:pStyle w:val="Normal"/>
+        <w:spacing w:lineRule="auto" w:line="276" w:before="0" w:after="160"/>
+        <w:jc w:val="both"/>
+        <w:rPr/>
+      </w:pPr>
+      <w:r>
+        <w:rPr>
+          <w:b w:val="false"/>
+          <w:i w:val="false"/>
+          <w:color w:val="1A1A1A"/>
+          <w:sz w:val="24"/>
+        </w:rPr>
+        <w:t xml:space="preserve">Effetto osservato:  </w:t>
+      </w:r>
+      <w:r>
+        <w:rPr>
+          <w:b w:val="false"/>
+          <w:i w:val="false"/>
+          <w:color w:val="1A1A1A"/>
+          <w:sz w:val="24"/>
+        </w:rPr>
+        <w:t>Nessun utente riesce</w:t>
+      </w:r>
+      <w:r>
+        <w:rPr>
+          <w:b w:val="false"/>
+          <w:i w:val="false"/>
+          <w:color w:val="1A1A1A"/>
+          <w:sz w:val="24"/>
+        </w:rPr>
+        <w:t xml:space="preserve"> più autenticarsi con la password precedente. Questo passo soddisfa l'obiettivo «modificare il contenuto del database» e illustra la violazione dell'integrità (Integrity) dei dati.</w:t>
+      </w:r>
+    </w:p>
+    <w:p>
+      <w:pPr>
+        <w:pStyle w:val="Normal"/>
+        <w:spacing w:lineRule="auto" w:line="276" w:before="0" w:after="160"/>
+        <w:jc w:val="both"/>
+        <w:rPr>
+          <w:rFonts w:ascii="Calibri" w:hAnsi="Calibri"/>
+          <w:b w:val="false"/>
+          <w:i w:val="false"/>
+          <w:i w:val="false"/>
+          <w:color w:val="1A1A1A"/>
+          <w:sz w:val="24"/>
+        </w:rPr>
+      </w:pPr>
+      <w:r>
+        <w:rPr/>
+        <w:drawing>
+          <wp:anchor behindDoc="0" distT="0" distB="0" distL="0" distR="0" simplePos="0" locked="0" layoutInCell="0" allowOverlap="1" relativeHeight="9">
+            <wp:simplePos x="0" y="0"/>
+            <wp:positionH relativeFrom="column">
+              <wp:align>center</wp:align>
+            </wp:positionH>
+            <wp:positionV relativeFrom="paragraph">
+              <wp:posOffset>635</wp:posOffset>
+            </wp:positionV>
+            <wp:extent cx="5760720" cy="1131570"/>
+            <wp:effectExtent l="0" t="0" r="0" b="0"/>
+            <wp:wrapSquare wrapText="largest"/>
+            <wp:docPr id="2" name="Immagine1" descr=""/>
+            <wp:cNvGraphicFramePr>
+              <a:graphicFrameLocks xmlns:a="http://schemas.openxmlformats.org/drawingml/2006/main" noChangeAspect="1"/>
+            </wp:cNvGraphicFramePr>
+            <a:graphic xmlns:a="http://schemas.openxmlformats.org/drawingml/2006/main">
+              <a:graphicData uri="http://schemas.openxmlformats.org/drawingml/2006/picture">
+                <pic:pic xmlns:pic="http://schemas.openxmlformats.org/drawingml/2006/picture">
+                  <pic:nvPicPr>
+                    <pic:cNvPr id="2" name="Immagine1" descr=""/>
+                    <pic:cNvPicPr>
+                      <a:picLocks noChangeAspect="1" noChangeArrowheads="1"/>
+                    </pic:cNvPicPr>
+                  </pic:nvPicPr>
+                  <pic:blipFill>
+                    <a:blip r:embed="rId3"/>
+                    <a:stretch>
+                      <a:fillRect/>
+                    </a:stretch>
+                  </pic:blipFill>
+                  <pic:spPr bwMode="auto">
+                    <a:xfrm>
+                      <a:off x="0" y="0"/>
+                      <a:ext cx="5760720" cy="1131570"/>
+                    </a:xfrm>
+                    <a:prstGeom prst="rect">
+                      <a:avLst/>
+                    </a:prstGeom>
+                  </pic:spPr>
+                </pic:pic>
+              </a:graphicData>
+            </a:graphic>
+          </wp:anchor>
+        </w:drawing>
       </w:r>
     </w:p>
     <w:sectPr>
-      <w:headerReference w:type="default" r:id="rId3"/>
-      <w:footerReference w:type="default" r:id="rId4"/>
+      <w:headerReference w:type="default" r:id="rId4"/>
+      <w:footerReference w:type="default" r:id="rId5"/>
       <w:type w:val="nextPage"/>
       <w:pgSz w:w="11906" w:h="16838"/>
       <w:pgMar w:left="1417" w:right="1417" w:gutter="0" w:header="454" w:top="1247" w:footer="454" w:bottom="1247"/>
@@ -1442,7 +1693,7 @@
         <w:rFonts w:eastAsia="Calibri"/>
         <w:color w:val="444444"/>
       </w:rPr>
-      <w:t>5</w:t>
+      <w:t>3</w:t>
     </w:r>
     <w:r>
       <w:rPr>
@@ -1502,7 +1753,7 @@
         <w:rFonts w:eastAsia="Calibri"/>
         <w:color w:val="444444"/>
       </w:rPr>
-      <w:t>5</w:t>
+      <w:t>6</w:t>
     </w:r>
     <w:r>
       <w:rPr>
@@ -1539,7 +1790,7 @@
         <wp:inline distT="0" distB="0" distL="0" distR="0">
           <wp:extent cx="1871980" cy="550545"/>
           <wp:effectExtent l="0" t="0" r="0" b="0"/>
-          <wp:docPr id="2" name="Immagine2" descr=""/>
+          <wp:docPr id="3" name="Immagine2" descr=""/>
           <wp:cNvGraphicFramePr>
             <a:graphicFrameLocks xmlns:a="http://schemas.openxmlformats.org/drawingml/2006/main" noChangeAspect="1"/>
           </wp:cNvGraphicFramePr>
@@ -1547,7 +1798,7 @@
             <a:graphicData uri="http://schemas.openxmlformats.org/drawingml/2006/picture">
               <pic:pic xmlns:pic="http://schemas.openxmlformats.org/drawingml/2006/picture">
                 <pic:nvPicPr>
-                  <pic:cNvPr id="2" name="Immagine2" descr=""/>
+                  <pic:cNvPr id="3" name="Immagine2" descr=""/>
                   <pic:cNvPicPr>
                     <a:picLocks noChangeAspect="1" noChangeArrowheads="1"/>
                   </pic:cNvPicPr>
@@ -1617,6 +1868,7 @@
         </w:tabs>
         <w:ind w:left="1080" w:hanging="360"/>
       </w:pPr>
+      <w:rPr/>
     </w:lvl>
     <w:lvl w:ilvl="2">
       <w:start w:val="1"/>
@@ -1629,6 +1881,7 @@
         </w:tabs>
         <w:ind w:left="1440" w:hanging="360"/>
       </w:pPr>
+      <w:rPr/>
     </w:lvl>
     <w:lvl w:ilvl="3">
       <w:start w:val="1"/>
@@ -1641,6 +1894,7 @@
         </w:tabs>
         <w:ind w:left="1800" w:hanging="360"/>
       </w:pPr>
+      <w:rPr/>
     </w:lvl>
     <w:lvl w:ilvl="4">
       <w:start w:val="1"/>
@@ -1653,6 +1907,7 @@
         </w:tabs>
         <w:ind w:left="2160" w:hanging="360"/>
       </w:pPr>
+      <w:rPr/>
     </w:lvl>
     <w:lvl w:ilvl="5">
       <w:start w:val="1"/>
@@ -1665,6 +1920,7 @@
         </w:tabs>
         <w:ind w:left="2520" w:hanging="360"/>
       </w:pPr>
+      <w:rPr/>
     </w:lvl>
     <w:lvl w:ilvl="6">
       <w:start w:val="1"/>
@@ -1677,6 +1933,7 @@
         </w:tabs>
         <w:ind w:left="2880" w:hanging="360"/>
       </w:pPr>
+      <w:rPr/>
     </w:lvl>
     <w:lvl w:ilvl="7">
       <w:start w:val="1"/>
@@ -1689,6 +1946,7 @@
         </w:tabs>
         <w:ind w:left="3240" w:hanging="360"/>
       </w:pPr>
+      <w:rPr/>
     </w:lvl>
     <w:lvl w:ilvl="8">
       <w:start w:val="1"/>
@@ -1701,6 +1959,7 @@
         </w:tabs>
         <w:ind w:left="3600" w:hanging="360"/>
       </w:pPr>
+      <w:rPr/>
     </w:lvl>
   </w:abstractNum>
   <w:abstractNum w:abstractNumId="2">
@@ -1730,6 +1989,7 @@
         </w:tabs>
         <w:ind w:left="1080" w:hanging="360"/>
       </w:pPr>
+      <w:rPr/>
     </w:lvl>
     <w:lvl w:ilvl="2">
       <w:start w:val="1"/>
@@ -1742,6 +2002,7 @@
         </w:tabs>
         <w:ind w:left="1440" w:hanging="360"/>
       </w:pPr>
+      <w:rPr/>
     </w:lvl>
     <w:lvl w:ilvl="3">
       <w:start w:val="1"/>
@@ -1754,6 +2015,7 @@
         </w:tabs>
         <w:ind w:left="1800" w:hanging="360"/>
       </w:pPr>
+      <w:rPr/>
     </w:lvl>
     <w:lvl w:ilvl="4">
       <w:start w:val="1"/>
@@ -1766,6 +2028,7 @@
         </w:tabs>
         <w:ind w:left="2160" w:hanging="360"/>
       </w:pPr>
+      <w:rPr/>
     </w:lvl>
     <w:lvl w:ilvl="5">
       <w:start w:val="1"/>
@@ -1778,6 +2041,7 @@
         </w:tabs>
         <w:ind w:left="2520" w:hanging="360"/>
       </w:pPr>
+      <w:rPr/>
     </w:lvl>
     <w:lvl w:ilvl="6">
       <w:start w:val="1"/>
@@ -1790,6 +2054,7 @@
         </w:tabs>
         <w:ind w:left="2880" w:hanging="360"/>
       </w:pPr>
+      <w:rPr/>
     </w:lvl>
     <w:lvl w:ilvl="7">
       <w:start w:val="1"/>
@@ -1802,6 +2067,7 @@
         </w:tabs>
         <w:ind w:left="3240" w:hanging="360"/>
       </w:pPr>
+      <w:rPr/>
     </w:lvl>
     <w:lvl w:ilvl="8">
       <w:start w:val="1"/>
@@ -1814,6 +2080,7 @@
         </w:tabs>
         <w:ind w:left="3600" w:hanging="360"/>
       </w:pPr>
+      <w:rPr/>
     </w:lvl>
   </w:abstractNum>
   <w:abstractNum w:abstractNumId="3">
@@ -1843,6 +2110,7 @@
         </w:tabs>
         <w:ind w:left="1080" w:hanging="360"/>
       </w:pPr>
+      <w:rPr/>
     </w:lvl>
     <w:lvl w:ilvl="2">
       <w:start w:val="1"/>
@@ -1855,6 +2123,7 @@
         </w:tabs>
         <w:ind w:left="1440" w:hanging="360"/>
       </w:pPr>
+      <w:rPr/>
     </w:lvl>
     <w:lvl w:ilvl="3">
       <w:start w:val="1"/>
@@ -1867,6 +2136,7 @@
         </w:tabs>
         <w:ind w:left="1800" w:hanging="360"/>
       </w:pPr>
+      <w:rPr/>
     </w:lvl>
     <w:lvl w:ilvl="4">
       <w:start w:val="1"/>
@@ -1879,6 +2149,7 @@
         </w:tabs>
         <w:ind w:left="2160" w:hanging="360"/>
       </w:pPr>
+      <w:rPr/>
     </w:lvl>
     <w:lvl w:ilvl="5">
       <w:start w:val="1"/>
@@ -1891,6 +2162,7 @@
         </w:tabs>
         <w:ind w:left="2520" w:hanging="360"/>
       </w:pPr>
+      <w:rPr/>
     </w:lvl>
     <w:lvl w:ilvl="6">
       <w:start w:val="1"/>
@@ -1903,6 +2175,7 @@
         </w:tabs>
         <w:ind w:left="2880" w:hanging="360"/>
       </w:pPr>
+      <w:rPr/>
     </w:lvl>
     <w:lvl w:ilvl="7">
       <w:start w:val="1"/>
@@ -1915,6 +2188,7 @@
         </w:tabs>
         <w:ind w:left="3240" w:hanging="360"/>
       </w:pPr>
+      <w:rPr/>
     </w:lvl>
     <w:lvl w:ilvl="8">
       <w:start w:val="1"/>
@@ -1927,6 +2201,7 @@
         </w:tabs>
         <w:ind w:left="3600" w:hanging="360"/>
       </w:pPr>
+      <w:rPr/>
     </w:lvl>
   </w:abstractNum>
   <w:abstractNum w:abstractNumId="4">
@@ -1954,6 +2229,7 @@
         </w:tabs>
         <w:ind w:left="1080" w:hanging="360"/>
       </w:pPr>
+      <w:rPr/>
     </w:lvl>
     <w:lvl w:ilvl="2">
       <w:start w:val="1"/>
@@ -1966,6 +2242,7 @@
         </w:tabs>
         <w:ind w:left="1440" w:hanging="360"/>
       </w:pPr>
+      <w:rPr/>
     </w:lvl>
     <w:lvl w:ilvl="3">
       <w:start w:val="1"/>
@@ -1978,6 +2255,7 @@
         </w:tabs>
         <w:ind w:left="1800" w:hanging="360"/>
       </w:pPr>
+      <w:rPr/>
     </w:lvl>
     <w:lvl w:ilvl="4">
       <w:start w:val="1"/>
@@ -1990,6 +2268,7 @@
         </w:tabs>
         <w:ind w:left="2160" w:hanging="360"/>
       </w:pPr>
+      <w:rPr/>
     </w:lvl>
     <w:lvl w:ilvl="5">
       <w:start w:val="1"/>
@@ -2002,6 +2281,7 @@
         </w:tabs>
         <w:ind w:left="2520" w:hanging="360"/>
       </w:pPr>
+      <w:rPr/>
     </w:lvl>
     <w:lvl w:ilvl="6">
       <w:start w:val="1"/>
@@ -2014,6 +2294,7 @@
         </w:tabs>
         <w:ind w:left="2880" w:hanging="360"/>
       </w:pPr>
+      <w:rPr/>
     </w:lvl>
     <w:lvl w:ilvl="7">
       <w:start w:val="1"/>
@@ -2026,6 +2307,7 @@
         </w:tabs>
         <w:ind w:left="3240" w:hanging="360"/>
       </w:pPr>
+      <w:rPr/>
     </w:lvl>
     <w:lvl w:ilvl="8">
       <w:start w:val="1"/>
@@ -2038,6 +2320,7 @@
         </w:tabs>
         <w:ind w:left="3600" w:hanging="360"/>
       </w:pPr>
+      <w:rPr/>
     </w:lvl>
   </w:abstractNum>
   <w:abstractNum w:abstractNumId="5">
@@ -2065,6 +2348,7 @@
         </w:tabs>
         <w:ind w:left="1080" w:hanging="360"/>
       </w:pPr>
+      <w:rPr/>
     </w:lvl>
     <w:lvl w:ilvl="2">
       <w:start w:val="1"/>
@@ -2077,6 +2361,7 @@
         </w:tabs>
         <w:ind w:left="1440" w:hanging="360"/>
       </w:pPr>
+      <w:rPr/>
     </w:lvl>
     <w:lvl w:ilvl="3">
       <w:start w:val="1"/>
@@ -2089,6 +2374,7 @@
         </w:tabs>
         <w:ind w:left="1800" w:hanging="360"/>
       </w:pPr>
+      <w:rPr/>
     </w:lvl>
     <w:lvl w:ilvl="4">
       <w:start w:val="1"/>
@@ -2101,6 +2387,7 @@
         </w:tabs>
         <w:ind w:left="2160" w:hanging="360"/>
       </w:pPr>
+      <w:rPr/>
     </w:lvl>
     <w:lvl w:ilvl="5">
       <w:start w:val="1"/>
@@ -2113,6 +2400,7 @@
         </w:tabs>
         <w:ind w:left="2520" w:hanging="360"/>
       </w:pPr>
+      <w:rPr/>
     </w:lvl>
     <w:lvl w:ilvl="6">
       <w:start w:val="1"/>
@@ -2125,6 +2413,7 @@
         </w:tabs>
         <w:ind w:left="2880" w:hanging="360"/>
       </w:pPr>
+      <w:rPr/>
     </w:lvl>
     <w:lvl w:ilvl="7">
       <w:start w:val="1"/>
@@ -2137,6 +2426,7 @@
         </w:tabs>
         <w:ind w:left="3240" w:hanging="360"/>
       </w:pPr>
+      <w:rPr/>
     </w:lvl>
     <w:lvl w:ilvl="8">
       <w:start w:val="1"/>
@@ -2149,6 +2439,7 @@
         </w:tabs>
         <w:ind w:left="3600" w:hanging="360"/>
       </w:pPr>
+      <w:rPr/>
     </w:lvl>
   </w:abstractNum>
   <w:abstractNum w:abstractNumId="6">
@@ -2176,6 +2467,7 @@
         </w:tabs>
         <w:ind w:left="1080" w:hanging="360"/>
       </w:pPr>
+      <w:rPr/>
     </w:lvl>
     <w:lvl w:ilvl="2">
       <w:start w:val="1"/>
@@ -2188,6 +2480,7 @@
         </w:tabs>
         <w:ind w:left="1440" w:hanging="360"/>
       </w:pPr>
+      <w:rPr/>
     </w:lvl>
     <w:lvl w:ilvl="3">
       <w:start w:val="1"/>
@@ -2200,6 +2493,7 @@
         </w:tabs>
         <w:ind w:left="1800" w:hanging="360"/>
       </w:pPr>
+      <w:rPr/>
     </w:lvl>
     <w:lvl w:ilvl="4">
       <w:start w:val="1"/>
@@ -2212,6 +2506,7 @@
         </w:tabs>
         <w:ind w:left="2160" w:hanging="360"/>
       </w:pPr>
+      <w:rPr/>
     </w:lvl>
     <w:lvl w:ilvl="5">
       <w:start w:val="1"/>
@@ -2224,6 +2519,7 @@
         </w:tabs>
         <w:ind w:left="2520" w:hanging="360"/>
       </w:pPr>
+      <w:rPr/>
     </w:lvl>
     <w:lvl w:ilvl="6">
       <w:start w:val="1"/>
@@ -2236,6 +2532,7 @@
         </w:tabs>
         <w:ind w:left="2880" w:hanging="360"/>
       </w:pPr>
+      <w:rPr/>
     </w:lvl>
     <w:lvl w:ilvl="7">
       <w:start w:val="1"/>
@@ -2248,6 +2545,7 @@
         </w:tabs>
         <w:ind w:left="3240" w:hanging="360"/>
       </w:pPr>
+      <w:rPr/>
     </w:lvl>
     <w:lvl w:ilvl="8">
       <w:start w:val="1"/>
@@ -2260,6 +2558,7 @@
         </w:tabs>
         <w:ind w:left="3600" w:hanging="360"/>
       </w:pPr>
+      <w:rPr/>
     </w:lvl>
   </w:abstractNum>
   <w:abstractNum w:abstractNumId="7">
@@ -2410,7 +2709,7 @@
   <w:docDefaults>
     <w:rPrDefault>
       <w:rPr>
-        <w:rFonts w:ascii="Cambria" w:hAnsi="Cambria" w:eastAsia="ＭＳ 明朝" w:cs="" w:asciiTheme="minorHAnsi" w:cstheme="minorBidi" w:eastAsiaTheme="minorEastAsia" w:hAnsiTheme="minorHAnsi"/>
+        <w:rFonts w:ascii="Cambria" w:hAnsi="Cambria" w:eastAsia="" w:cs="" w:asciiTheme="minorHAnsi" w:cstheme="minorBidi" w:eastAsiaTheme="minorEastAsia" w:hAnsiTheme="minorHAnsi"/>
         <w:sz w:val="22"/>
         <w:szCs w:val="22"/>
         <w:lang w:val="en-US" w:eastAsia="en-US" w:bidi="ar-SA"/>
@@ -2567,6 +2866,7 @@
     <w:rsid w:val="00fc693f"/>
     <w:pPr>
       <w:widowControl/>
+      <w:suppressAutoHyphens w:val="true"/>
       <w:bidi w:val="0"/>
       <w:spacing w:lineRule="auto" w:line="360" w:before="0" w:after="200"/>
       <w:jc w:val="left"/>
@@ -2595,7 +2895,7 @@
       <w:outlineLvl w:val="0"/>
     </w:pPr>
     <w:rPr>
-      <w:rFonts w:ascii="Calibri" w:hAnsi="Calibri" w:eastAsia="ＭＳ ゴシック" w:cs="" w:asciiTheme="majorHAnsi" w:cstheme="majorBidi" w:eastAsiaTheme="majorEastAsia" w:hAnsiTheme="majorHAnsi"/>
+      <w:rFonts w:ascii="Calibri" w:hAnsi="Calibri" w:eastAsia="" w:cs="" w:asciiTheme="majorHAnsi" w:cstheme="majorBidi" w:eastAsiaTheme="majorEastAsia" w:hAnsiTheme="majorHAnsi"/>
       <w:b/>
       <w:bCs/>
       <w:i w:val="false"/>
@@ -2620,7 +2920,7 @@
       <w:outlineLvl w:val="1"/>
     </w:pPr>
     <w:rPr>
-      <w:rFonts w:ascii="Calibri" w:hAnsi="Calibri" w:eastAsia="ＭＳ ゴシック" w:cs="" w:asciiTheme="majorHAnsi" w:cstheme="majorBidi" w:eastAsiaTheme="majorEastAsia" w:hAnsiTheme="majorHAnsi"/>
+      <w:rFonts w:ascii="Calibri" w:hAnsi="Calibri" w:eastAsia="" w:cs="" w:asciiTheme="majorHAnsi" w:cstheme="majorBidi" w:eastAsiaTheme="majorEastAsia" w:hAnsiTheme="majorHAnsi"/>
       <w:b/>
       <w:bCs/>
       <w:i w:val="false"/>
@@ -2645,7 +2945,7 @@
       <w:outlineLvl w:val="2"/>
     </w:pPr>
     <w:rPr>
-      <w:rFonts w:ascii="Calibri" w:hAnsi="Calibri" w:eastAsia="ＭＳ ゴシック" w:cs="" w:asciiTheme="majorHAnsi" w:cstheme="majorBidi" w:eastAsiaTheme="majorEastAsia" w:hAnsiTheme="majorHAnsi"/>
+      <w:rFonts w:ascii="Calibri" w:hAnsi="Calibri" w:eastAsia="" w:cs="" w:asciiTheme="majorHAnsi" w:cstheme="majorBidi" w:eastAsiaTheme="majorEastAsia" w:hAnsiTheme="majorHAnsi"/>
       <w:b/>
       <w:bCs/>
       <w:color w:themeColor="accent1" w:val="4F81BD"/>
@@ -2668,7 +2968,7 @@
       <w:outlineLvl w:val="3"/>
     </w:pPr>
     <w:rPr>
-      <w:rFonts w:ascii="Calibri" w:hAnsi="Calibri" w:eastAsia="ＭＳ ゴシック" w:cs="" w:asciiTheme="majorHAnsi" w:cstheme="majorBidi" w:eastAsiaTheme="majorEastAsia" w:hAnsiTheme="majorHAnsi"/>
+      <w:rFonts w:ascii="Calibri" w:hAnsi="Calibri" w:eastAsia="" w:cs="" w:asciiTheme="majorHAnsi" w:cstheme="majorBidi" w:eastAsiaTheme="majorEastAsia" w:hAnsiTheme="majorHAnsi"/>
       <w:b/>
       <w:bCs/>
       <w:i/>
@@ -2693,7 +2993,7 @@
       <w:outlineLvl w:val="4"/>
     </w:pPr>
     <w:rPr>
-      <w:rFonts w:ascii="Calibri" w:hAnsi="Calibri" w:eastAsia="ＭＳ ゴシック" w:cs="" w:asciiTheme="majorHAnsi" w:cstheme="majorBidi" w:eastAsiaTheme="majorEastAsia" w:hAnsiTheme="majorHAnsi"/>
+      <w:rFonts w:ascii="Calibri" w:hAnsi="Calibri" w:eastAsia="" w:cs="" w:asciiTheme="majorHAnsi" w:cstheme="majorBidi" w:eastAsiaTheme="majorEastAsia" w:hAnsiTheme="majorHAnsi"/>
       <w:color w:themeColor="accent1" w:themeShade="7f" w:val="243F60"/>
     </w:rPr>
   </w:style>
@@ -2714,7 +3014,7 @@
       <w:outlineLvl w:val="5"/>
     </w:pPr>
     <w:rPr>
-      <w:rFonts w:ascii="Calibri" w:hAnsi="Calibri" w:eastAsia="ＭＳ ゴシック" w:cs="" w:asciiTheme="majorHAnsi" w:cstheme="majorBidi" w:eastAsiaTheme="majorEastAsia" w:hAnsiTheme="majorHAnsi"/>
+      <w:rFonts w:ascii="Calibri" w:hAnsi="Calibri" w:eastAsia="" w:cs="" w:asciiTheme="majorHAnsi" w:cstheme="majorBidi" w:eastAsiaTheme="majorEastAsia" w:hAnsiTheme="majorHAnsi"/>
       <w:i/>
       <w:iCs/>
       <w:color w:themeColor="accent1" w:themeShade="7f" w:val="243F60"/>
@@ -2737,7 +3037,7 @@
       <w:outlineLvl w:val="6"/>
     </w:pPr>
     <w:rPr>
-      <w:rFonts w:ascii="Calibri" w:hAnsi="Calibri" w:eastAsia="ＭＳ ゴシック" w:cs="" w:asciiTheme="majorHAnsi" w:cstheme="majorBidi" w:eastAsiaTheme="majorEastAsia" w:hAnsiTheme="majorHAnsi"/>
+      <w:rFonts w:ascii="Calibri" w:hAnsi="Calibri" w:eastAsia="" w:cs="" w:asciiTheme="majorHAnsi" w:cstheme="majorBidi" w:eastAsiaTheme="majorEastAsia" w:hAnsiTheme="majorHAnsi"/>
       <w:i/>
       <w:iCs/>
       <w:color w:themeColor="text1" w:themeTint="bf" w:val="404040"/>
@@ -2760,7 +3060,7 @@
       <w:outlineLvl w:val="7"/>
     </w:pPr>
     <w:rPr>
-      <w:rFonts w:ascii="Calibri" w:hAnsi="Calibri" w:eastAsia="ＭＳ ゴシック" w:cs="" w:asciiTheme="majorHAnsi" w:cstheme="majorBidi" w:eastAsiaTheme="majorEastAsia" w:hAnsiTheme="majorHAnsi"/>
+      <w:rFonts w:ascii="Calibri" w:hAnsi="Calibri" w:eastAsia="" w:cs="" w:asciiTheme="majorHAnsi" w:cstheme="majorBidi" w:eastAsiaTheme="majorEastAsia" w:hAnsiTheme="majorHAnsi"/>
       <w:color w:themeColor="accent1" w:val="4F81BD"/>
       <w:sz w:val="20"/>
       <w:szCs w:val="20"/>
@@ -2783,7 +3083,7 @@
       <w:outlineLvl w:val="8"/>
     </w:pPr>
     <w:rPr>
-      <w:rFonts w:ascii="Calibri" w:hAnsi="Calibri" w:eastAsia="ＭＳ ゴシック" w:cs="" w:asciiTheme="majorHAnsi" w:cstheme="majorBidi" w:eastAsiaTheme="majorEastAsia" w:hAnsiTheme="majorHAnsi"/>
+      <w:rFonts w:ascii="Calibri" w:hAnsi="Calibri" w:eastAsia="" w:cs="" w:asciiTheme="majorHAnsi" w:cstheme="majorBidi" w:eastAsiaTheme="majorEastAsia" w:hAnsiTheme="majorHAnsi"/>
       <w:i/>
       <w:iCs/>
       <w:color w:themeColor="text1" w:themeTint="bf" w:val="404040"/>
@@ -2822,7 +3122,7 @@
     <w:qFormat/>
     <w:rsid w:val="00fc693f"/>
     <w:rPr>
-      <w:rFonts w:ascii="Calibri" w:hAnsi="Calibri" w:eastAsia="ＭＳ ゴシック" w:cs="" w:asciiTheme="majorHAnsi" w:cstheme="majorBidi" w:eastAsiaTheme="majorEastAsia" w:hAnsiTheme="majorHAnsi"/>
+      <w:rFonts w:ascii="Calibri" w:hAnsi="Calibri" w:eastAsia="" w:cs="" w:asciiTheme="majorHAnsi" w:cstheme="majorBidi" w:eastAsiaTheme="majorEastAsia" w:hAnsiTheme="majorHAnsi"/>
       <w:b/>
       <w:bCs/>
       <w:color w:themeColor="accent1" w:themeShade="bf" w:val="365F91"/>
@@ -2837,7 +3137,7 @@
     <w:qFormat/>
     <w:rsid w:val="00fc693f"/>
     <w:rPr>
-      <w:rFonts w:ascii="Calibri" w:hAnsi="Calibri" w:eastAsia="ＭＳ ゴシック" w:cs="" w:asciiTheme="majorHAnsi" w:cstheme="majorBidi" w:eastAsiaTheme="majorEastAsia" w:hAnsiTheme="majorHAnsi"/>
+      <w:rFonts w:ascii="Calibri" w:hAnsi="Calibri" w:eastAsia="" w:cs="" w:asciiTheme="majorHAnsi" w:cstheme="majorBidi" w:eastAsiaTheme="majorEastAsia" w:hAnsiTheme="majorHAnsi"/>
       <w:b/>
       <w:bCs/>
       <w:color w:themeColor="accent1" w:val="4F81BD"/>
@@ -2852,7 +3152,7 @@
     <w:qFormat/>
     <w:rsid w:val="00fc693f"/>
     <w:rPr>
-      <w:rFonts w:ascii="Calibri" w:hAnsi="Calibri" w:eastAsia="ＭＳ ゴシック" w:cs="" w:asciiTheme="majorHAnsi" w:cstheme="majorBidi" w:eastAsiaTheme="majorEastAsia" w:hAnsiTheme="majorHAnsi"/>
+      <w:rFonts w:ascii="Calibri" w:hAnsi="Calibri" w:eastAsia="" w:cs="" w:asciiTheme="majorHAnsi" w:cstheme="majorBidi" w:eastAsiaTheme="majorEastAsia" w:hAnsiTheme="majorHAnsi"/>
       <w:b/>
       <w:bCs/>
       <w:color w:themeColor="accent1" w:val="4F81BD"/>
@@ -2865,7 +3165,7 @@
     <w:qFormat/>
     <w:rsid w:val="00fc693f"/>
     <w:rPr>
-      <w:rFonts w:ascii="Calibri" w:hAnsi="Calibri" w:eastAsia="ＭＳ ゴシック" w:cs="" w:asciiTheme="majorHAnsi" w:cstheme="majorBidi" w:eastAsiaTheme="majorEastAsia" w:hAnsiTheme="majorHAnsi"/>
+      <w:rFonts w:ascii="Calibri" w:hAnsi="Calibri" w:eastAsia="" w:cs="" w:asciiTheme="majorHAnsi" w:cstheme="majorBidi" w:eastAsiaTheme="majorEastAsia" w:hAnsiTheme="majorHAnsi"/>
       <w:color w:themeColor="text2" w:themeShade="bf" w:val="17365D"/>
       <w:spacing w:val="5"/>
       <w:kern w:val="2"/>
@@ -2880,7 +3180,7 @@
     <w:qFormat/>
     <w:rsid w:val="00fc693f"/>
     <w:rPr>
-      <w:rFonts w:ascii="Calibri" w:hAnsi="Calibri" w:eastAsia="ＭＳ ゴシック" w:cs="" w:asciiTheme="majorHAnsi" w:cstheme="majorBidi" w:eastAsiaTheme="majorEastAsia" w:hAnsiTheme="majorHAnsi"/>
+      <w:rFonts w:ascii="Calibri" w:hAnsi="Calibri" w:eastAsia="" w:cs="" w:asciiTheme="majorHAnsi" w:cstheme="majorBidi" w:eastAsiaTheme="majorEastAsia" w:hAnsiTheme="majorHAnsi"/>
       <w:i/>
       <w:iCs/>
       <w:color w:themeColor="accent1" w:val="4F81BD"/>
@@ -2952,7 +3252,7 @@
     <w:qFormat/>
     <w:rsid w:val="00fc693f"/>
     <w:rPr>
-      <w:rFonts w:ascii="Calibri" w:hAnsi="Calibri" w:eastAsia="ＭＳ ゴシック" w:cs="" w:asciiTheme="majorHAnsi" w:cstheme="majorBidi" w:eastAsiaTheme="majorEastAsia" w:hAnsiTheme="majorHAnsi"/>
+      <w:rFonts w:ascii="Calibri" w:hAnsi="Calibri" w:eastAsia="" w:cs="" w:asciiTheme="majorHAnsi" w:cstheme="majorBidi" w:eastAsiaTheme="majorEastAsia" w:hAnsiTheme="majorHAnsi"/>
       <w:b/>
       <w:bCs/>
       <w:i/>
@@ -2968,7 +3268,7 @@
     <w:qFormat/>
     <w:rsid w:val="00fc693f"/>
     <w:rPr>
-      <w:rFonts w:ascii="Calibri" w:hAnsi="Calibri" w:eastAsia="ＭＳ ゴシック" w:cs="" w:asciiTheme="majorHAnsi" w:cstheme="majorBidi" w:eastAsiaTheme="majorEastAsia" w:hAnsiTheme="majorHAnsi"/>
+      <w:rFonts w:ascii="Calibri" w:hAnsi="Calibri" w:eastAsia="" w:cs="" w:asciiTheme="majorHAnsi" w:cstheme="majorBidi" w:eastAsiaTheme="majorEastAsia" w:hAnsiTheme="majorHAnsi"/>
       <w:color w:themeColor="accent1" w:themeShade="7f" w:val="243F60"/>
     </w:rPr>
   </w:style>
@@ -2980,7 +3280,7 @@
     <w:qFormat/>
     <w:rsid w:val="00fc693f"/>
     <w:rPr>
-      <w:rFonts w:ascii="Calibri" w:hAnsi="Calibri" w:eastAsia="ＭＳ ゴシック" w:cs="" w:asciiTheme="majorHAnsi" w:cstheme="majorBidi" w:eastAsiaTheme="majorEastAsia" w:hAnsiTheme="majorHAnsi"/>
+      <w:rFonts w:ascii="Calibri" w:hAnsi="Calibri" w:eastAsia="" w:cs="" w:asciiTheme="majorHAnsi" w:cstheme="majorBidi" w:eastAsiaTheme="majorEastAsia" w:hAnsiTheme="majorHAnsi"/>
       <w:i/>
       <w:iCs/>
       <w:color w:themeColor="accent1" w:themeShade="7f" w:val="243F60"/>
@@ -2994,7 +3294,7 @@
     <w:qFormat/>
     <w:rsid w:val="00fc693f"/>
     <w:rPr>
-      <w:rFonts w:ascii="Calibri" w:hAnsi="Calibri" w:eastAsia="ＭＳ ゴシック" w:cs="" w:asciiTheme="majorHAnsi" w:cstheme="majorBidi" w:eastAsiaTheme="majorEastAsia" w:hAnsiTheme="majorHAnsi"/>
+      <w:rFonts w:ascii="Calibri" w:hAnsi="Calibri" w:eastAsia="" w:cs="" w:asciiTheme="majorHAnsi" w:cstheme="majorBidi" w:eastAsiaTheme="majorEastAsia" w:hAnsiTheme="majorHAnsi"/>
       <w:i/>
       <w:iCs/>
       <w:color w:themeColor="text1" w:themeTint="bf" w:val="404040"/>
@@ -3008,7 +3308,7 @@
     <w:qFormat/>
     <w:rsid w:val="00fc693f"/>
     <w:rPr>
-      <w:rFonts w:ascii="Calibri" w:hAnsi="Calibri" w:eastAsia="ＭＳ ゴシック" w:cs="" w:asciiTheme="majorHAnsi" w:cstheme="majorBidi" w:eastAsiaTheme="majorEastAsia" w:hAnsiTheme="majorHAnsi"/>
+      <w:rFonts w:ascii="Calibri" w:hAnsi="Calibri" w:eastAsia="" w:cs="" w:asciiTheme="majorHAnsi" w:cstheme="majorBidi" w:eastAsiaTheme="majorEastAsia" w:hAnsiTheme="majorHAnsi"/>
       <w:color w:themeColor="accent1" w:val="4F81BD"/>
       <w:sz w:val="20"/>
       <w:szCs w:val="20"/>
@@ -3022,7 +3322,7 @@
     <w:qFormat/>
     <w:rsid w:val="00fc693f"/>
     <w:rPr>
-      <w:rFonts w:ascii="Calibri" w:hAnsi="Calibri" w:eastAsia="ＭＳ ゴシック" w:cs="" w:asciiTheme="majorHAnsi" w:cstheme="majorBidi" w:eastAsiaTheme="majorEastAsia" w:hAnsiTheme="majorHAnsi"/>
+      <w:rFonts w:ascii="Calibri" w:hAnsi="Calibri" w:eastAsia="" w:cs="" w:asciiTheme="majorHAnsi" w:cstheme="majorBidi" w:eastAsiaTheme="majorEastAsia" w:hAnsiTheme="majorHAnsi"/>
       <w:i/>
       <w:iCs/>
       <w:color w:themeColor="text1" w:themeTint="bf" w:val="404040"/>
@@ -3144,6 +3444,13 @@
     <w:name w:val="Salto a indice"/>
     <w:qFormat/>
     <w:rPr/>
+  </w:style>
+  <w:style w:type="character" w:styleId="Testosorgente">
+    <w:name w:val="Testo sorgente"/>
+    <w:qFormat/>
+    <w:rPr>
+      <w:rFonts w:ascii="Liberation Mono" w:hAnsi="Liberation Mono" w:eastAsia="Liberation Mono" w:cs="Liberation Mono"/>
+    </w:rPr>
   </w:style>
   <w:style w:type="paragraph" w:styleId="Titolo">
     <w:name w:val="Titolo"/>
@@ -3260,12 +3567,13 @@
     <w:rsid w:val="00fc693f"/>
     <w:pPr>
       <w:widowControl/>
+      <w:suppressAutoHyphens w:val="true"/>
       <w:bidi w:val="0"/>
       <w:spacing w:lineRule="auto" w:line="240" w:before="0" w:after="0"/>
       <w:jc w:val="left"/>
     </w:pPr>
     <w:rPr>
-      <w:rFonts w:ascii="Cambria" w:hAnsi="Cambria" w:eastAsia="ＭＳ 明朝" w:cs="" w:asciiTheme="minorHAnsi" w:cstheme="minorBidi" w:eastAsiaTheme="minorEastAsia" w:hAnsiTheme="minorHAnsi"/>
+      <w:rFonts w:ascii="Cambria" w:hAnsi="Cambria" w:eastAsia="" w:cs="" w:asciiTheme="minorHAnsi" w:cstheme="minorBidi" w:eastAsiaTheme="minorEastAsia" w:hAnsiTheme="minorHAnsi"/>
       <w:color w:val="auto"/>
       <w:kern w:val="0"/>
       <w:sz w:val="22"/>
@@ -3289,7 +3597,7 @@
       <w:contextualSpacing/>
     </w:pPr>
     <w:rPr>
-      <w:rFonts w:ascii="Calibri" w:hAnsi="Calibri" w:eastAsia="ＭＳ ゴシック" w:cs="" w:asciiTheme="majorHAnsi" w:cstheme="majorBidi" w:eastAsiaTheme="majorEastAsia" w:hAnsiTheme="majorHAnsi"/>
+      <w:rFonts w:ascii="Calibri" w:hAnsi="Calibri" w:eastAsia="" w:cs="" w:asciiTheme="majorHAnsi" w:cstheme="majorBidi" w:eastAsiaTheme="majorEastAsia" w:hAnsiTheme="majorHAnsi"/>
       <w:color w:themeColor="text2" w:themeShade="bf" w:val="17365D"/>
       <w:spacing w:val="5"/>
       <w:kern w:val="2"/>
@@ -3307,7 +3615,7 @@
     <w:rsid w:val="00fc693f"/>
     <w:pPr/>
     <w:rPr>
-      <w:rFonts w:ascii="Calibri" w:hAnsi="Calibri" w:eastAsia="ＭＳ ゴシック" w:cs="" w:asciiTheme="majorHAnsi" w:cstheme="majorBidi" w:eastAsiaTheme="majorEastAsia" w:hAnsiTheme="majorHAnsi"/>
+      <w:rFonts w:ascii="Calibri" w:hAnsi="Calibri" w:eastAsia="" w:cs="" w:asciiTheme="majorHAnsi" w:cstheme="majorBidi" w:eastAsiaTheme="majorEastAsia" w:hAnsiTheme="majorHAnsi"/>
       <w:i/>
       <w:iCs/>
       <w:color w:themeColor="accent1" w:val="4F81BD"/>
@@ -3540,12 +3848,13 @@
         <w:tab w:val="left" w:pos="3456" w:leader="none"/>
         <w:tab w:val="left" w:pos="4032" w:leader="none"/>
       </w:tabs>
+      <w:suppressAutoHyphens w:val="true"/>
       <w:bidi w:val="0"/>
       <w:spacing w:lineRule="auto" w:line="276" w:before="0" w:after="200"/>
       <w:jc w:val="left"/>
     </w:pPr>
     <w:rPr>
-      <w:rFonts w:ascii="Courier" w:hAnsi="Courier" w:eastAsia="ＭＳ 明朝" w:cs="" w:cstheme="minorBidi" w:eastAsiaTheme="minorEastAsia"/>
+      <w:rFonts w:ascii="Courier" w:hAnsi="Courier" w:eastAsia="" w:cs="" w:cstheme="minorBidi" w:eastAsiaTheme="minorEastAsia"/>
       <w:color w:val="auto"/>
       <w:kern w:val="0"/>
       <w:sz w:val="20"/>
@@ -6787,7 +7096,6 @@
       <w:pPr>
         <w:spacing w:before="0" w:after="0" w:line="240" w:lineRule="auto"/>
       </w:pPr>
-      <w:rPr/>
       <w:tblPr/>
       <w:tcPr>
         <w:tcBorders>
@@ -6933,7 +7241,6 @@
       <w:pPr>
         <w:spacing w:before="0" w:after="0" w:line="240" w:lineRule="auto"/>
       </w:pPr>
-      <w:rPr/>
       <w:tblPr/>
       <w:tcPr>
         <w:tcBorders>
@@ -7079,7 +7386,6 @@
       <w:pPr>
         <w:spacing w:before="0" w:after="0" w:line="240" w:lineRule="auto"/>
       </w:pPr>
-      <w:rPr/>
       <w:tblPr/>
       <w:tcPr>
         <w:tcBorders>
@@ -7225,7 +7531,6 @@
       <w:pPr>
         <w:spacing w:before="0" w:after="0" w:line="240" w:lineRule="auto"/>
       </w:pPr>
-      <w:rPr/>
       <w:tblPr/>
       <w:tcPr>
         <w:tcBorders>
@@ -7371,7 +7676,6 @@
       <w:pPr>
         <w:spacing w:before="0" w:after="0" w:line="240" w:lineRule="auto"/>
       </w:pPr>
-      <w:rPr/>
       <w:tblPr/>
       <w:tcPr>
         <w:tcBorders>
@@ -7517,7 +7821,6 @@
       <w:pPr>
         <w:spacing w:before="0" w:after="0" w:line="240" w:lineRule="auto"/>
       </w:pPr>
-      <w:rPr/>
       <w:tblPr/>
       <w:tcPr>
         <w:tcBorders>
@@ -7663,7 +7966,6 @@
       <w:pPr>
         <w:spacing w:before="0" w:after="0" w:line="240" w:lineRule="auto"/>
       </w:pPr>
-      <w:rPr/>
       <w:tblPr/>
       <w:tcPr>
         <w:tcBorders>

--- a/docs/Homework_Sicurezza_Simone_Di_Berardino_2085977.docx
+++ b/docs/Homework_Sicurezza_Simone_Di_Berardino_2085977.docx
@@ -11,7 +11,7 @@
       <w:r>
         <w:rPr/>
         <w:drawing>
-          <wp:anchor behindDoc="0" distT="0" distB="0" distL="114935" distR="114935" simplePos="0" locked="0" layoutInCell="0" allowOverlap="1" relativeHeight="8">
+          <wp:anchor behindDoc="0" distT="0" distB="0" distL="114935" distR="114935" simplePos="0" locked="0" layoutInCell="0" allowOverlap="1" relativeHeight="9">
             <wp:simplePos x="0" y="0"/>
             <wp:positionH relativeFrom="column">
               <wp:posOffset>1170305</wp:posOffset>
@@ -175,8 +175,6 @@
           <w:sz w:val="28"/>
         </w:rPr>
         <w:t>SQL injection in-band sull’applicazione web Xwitter</w:t>
-        <w:br/>
-        <w:t>Simulazione di laboratorio</w:t>
       </w:r>
     </w:p>
     <w:p>
@@ -1267,16 +1265,7 @@
           <w:color w:val="1A1A1A"/>
           <w:sz w:val="24"/>
         </w:rPr>
-        <w:t xml:space="preserve">Oltre alla Search user, anche la pagina Profile </w:t>
-      </w:r>
-      <w:r>
-        <w:rPr>
-          <w:b w:val="false"/>
-          <w:i w:val="false"/>
-          <w:color w:val="1A1A1A"/>
-          <w:sz w:val="24"/>
-        </w:rPr>
-        <w:t xml:space="preserve">ha una vulnerabilità alle SQL injection, in particolare nella funzionalità di aggiornamento della bio dell’utente. Attraverso l’input utilizzato per modificare la bio, si dimostra che è possibile effettuare una SQL injection che modifica la bio e la password_hash relativa a </w:t>
+        <w:t xml:space="preserve">Oltre alla Search user, anche la pagina Profile ha una vulnerabilità alle SQL injection, in particolare nella funzionalità di aggiornamento della bio dell’utente. Attraverso l’input utilizzato per modificare la bio, si dimostra che è possibile effettuare una SQL injection che modifica la bio e la password_hash relativa a </w:t>
       </w:r>
       <w:r>
         <w:rPr>
@@ -1410,7 +1399,13 @@
         </w:rPr>
       </w:pPr>
       <w:r>
-        <w:rPr/>
+        <w:rPr>
+          <w:rFonts w:ascii="Arial" w:hAnsi="Arial"/>
+          <w:b/>
+          <w:i w:val="false"/>
+          <w:color w:val="1A1A1A"/>
+          <w:sz w:val="26"/>
+        </w:rPr>
       </w:r>
     </w:p>
     <w:p>
@@ -1427,16 +1422,7 @@
           <w:color w:val="1A1A1A"/>
           <w:sz w:val="24"/>
         </w:rPr>
-        <w:t>Per effettuare l’attacco descritto, n</w:t>
-      </w:r>
-      <w:r>
-        <w:rPr>
-          <w:b w:val="false"/>
-          <w:i w:val="false"/>
-          <w:color w:val="1A1A1A"/>
-          <w:sz w:val="24"/>
-        </w:rPr>
-        <w:t>el campo Bio della pagina Profile è stato inserito il seguente input:</w:t>
+        <w:t>Per effettuare l’attacco descritto, nel campo Bio della pagina Profile è stato inserito il seguente input:</w:t>
       </w:r>
     </w:p>
     <w:tbl>
@@ -1457,7 +1443,9 @@
         <w:gridCol w:w="9071"/>
       </w:tblGrid>
       <w:tr>
-        <w:trPr/>
+        <w:trPr>
+          <w:trHeight w:val="288" w:hRule="atLeast"/>
+        </w:trPr>
         <w:tc>
           <w:tcPr>
             <w:tcW w:w="9071" w:type="dxa"/>
@@ -1504,7 +1492,12 @@
         </w:rPr>
       </w:pPr>
       <w:r>
-        <w:rPr/>
+        <w:rPr>
+          <w:b w:val="false"/>
+          <w:i w:val="false"/>
+          <w:color w:val="1A1A1A"/>
+          <w:sz w:val="24"/>
+        </w:rPr>
       </w:r>
     </w:p>
     <w:p>
@@ -1538,25 +1531,32 @@
           <w:color w:val="1A1A1A"/>
           <w:sz w:val="24"/>
         </w:rPr>
-        <w:t xml:space="preserve">Effetto osservato:  </w:t>
+        <w:t>Effetto osservato:  Nessun utente riesce più autenticarsi con la password precedente. Questo passo soddisfa l'obiettivo «modificare il contenuto del database» e illustra la violazione dell'integrità (Integrity) dei dati.</w:t>
       </w:r>
-      <w:r>
+    </w:p>
+    <w:p>
+      <w:pPr>
+        <w:pStyle w:val="Heading1"/>
+        <w:spacing w:lineRule="auto" w:line="276" w:before="0" w:after="160"/>
+        <w:jc w:val="both"/>
         <w:rPr>
+          <w:rFonts w:ascii="Calibri" w:hAnsi="Calibri"/>
           <w:b w:val="false"/>
+          <w:i w:val="false"/>
           <w:i w:val="false"/>
           <w:color w:val="1A1A1A"/>
           <w:sz w:val="24"/>
         </w:rPr>
-        <w:t>Nessun utente riesce</w:t>
-      </w:r>
+      </w:pPr>
       <w:r>
         <w:rPr>
-          <w:b w:val="false"/>
+          <w:rFonts w:ascii="Arial" w:hAnsi="Arial"/>
+          <w:b/>
           <w:i w:val="false"/>
           <w:color w:val="1A1A1A"/>
-          <w:sz w:val="24"/>
+          <w:sz w:val="32"/>
         </w:rPr>
-        <w:t xml:space="preserve"> più autenticarsi con la password precedente. Questo passo soddisfa l'obiettivo «modificare il contenuto del database» e illustra la violazione dell'integrità (Integrity) dei dati.</w:t>
+        <w:t>7. Cancellazione di una o più tabelle</w:t>
       </w:r>
     </w:p>
     <w:p>
@@ -1574,57 +1574,449 @@
         </w:rPr>
       </w:pPr>
       <w:r>
+        <w:rPr>
+          <w:b w:val="false"/>
+          <w:i w:val="false"/>
+          <w:color w:val="1A1A1A"/>
+          <w:sz w:val="24"/>
+        </w:rPr>
+        <w:t>Sfruttando sempre la vulnerabilità della pagina di aggiornamento della bio, è inoltre possibile eseguire il drop di entrambe le tabelle posts e users, I cui nomi sono stati ricavati sfruttando la vulnerabilità del sistema alle SQL injection.</w:t>
+      </w:r>
+    </w:p>
+    <w:p>
+      <w:pPr>
+        <w:pStyle w:val="Normal"/>
+        <w:spacing w:lineRule="auto" w:line="276" w:before="0" w:after="160"/>
+        <w:jc w:val="both"/>
+        <w:rPr>
+          <w:rFonts w:ascii="Calibri" w:hAnsi="Calibri"/>
+          <w:b w:val="false"/>
+          <w:i w:val="false"/>
+          <w:i w:val="false"/>
+          <w:color w:val="1A1A1A"/>
+          <w:sz w:val="24"/>
+        </w:rPr>
+      </w:pPr>
+      <w:r>
+        <w:rPr>
+          <w:b w:val="false"/>
+          <w:i w:val="false"/>
+          <w:color w:val="1A1A1A"/>
+          <w:sz w:val="24"/>
+        </w:rPr>
+        <w:t>Inserendo il seguente testo nella casella di aggiornamento della bio, è possibile eseguire il DROP della tabella users (e in cascade) di quella posts</w:t>
+      </w:r>
+    </w:p>
+    <w:tbl>
+      <w:tblPr>
+        <w:tblW w:w="9071" w:type="dxa"/>
+        <w:jc w:val="left"/>
+        <w:tblInd w:w="0" w:type="dxa"/>
+        <w:tblLayout w:type="fixed"/>
+        <w:tblCellMar>
+          <w:top w:w="0" w:type="dxa"/>
+          <w:left w:w="108" w:type="dxa"/>
+          <w:bottom w:w="0" w:type="dxa"/>
+          <w:right w:w="108" w:type="dxa"/>
+        </w:tblCellMar>
+        <w:tblLook w:firstRow="1" w:noVBand="1" w:lastRow="0" w:firstColumn="1" w:lastColumn="0" w:noHBand="0" w:val="04a0"/>
+      </w:tblPr>
+      <w:tblGrid>
+        <w:gridCol w:w="9071"/>
+      </w:tblGrid>
+      <w:tr>
+        <w:trPr>
+          <w:trHeight w:val="288" w:hRule="atLeast"/>
+        </w:trPr>
+        <w:tc>
+          <w:tcPr>
+            <w:tcW w:w="9071" w:type="dxa"/>
+            <w:tcBorders>
+              <w:top w:val="single" w:sz="4" w:space="0" w:color="DDDDDD"/>
+              <w:left w:val="single" w:sz="4" w:space="0" w:color="DDDDDD"/>
+              <w:bottom w:val="single" w:sz="4" w:space="0" w:color="DDDDDD"/>
+              <w:right w:val="single" w:sz="4" w:space="0" w:color="DDDDDD"/>
+            </w:tcBorders>
+            <w:shd w:fill="F3F3F3" w:val="clear"/>
+          </w:tcPr>
+          <w:p>
+            <w:pPr>
+              <w:pStyle w:val="Normal"/>
+              <w:spacing w:before="0" w:after="0"/>
+              <w:rPr/>
+            </w:pPr>
+            <w:r>
+              <w:rPr>
+                <w:rFonts w:ascii="Consolas" w:hAnsi="Consolas"/>
+                <w:b w:val="false"/>
+                <w:i w:val="false"/>
+                <w:color w:val="1A1A1A"/>
+                <w:sz w:val="18"/>
+              </w:rPr>
+              <w:t>you have been hacked'; DROP TABLE IF EXISTS users CASCADE; --</w:t>
+            </w:r>
+          </w:p>
+        </w:tc>
+      </w:tr>
+    </w:tbl>
+    <w:p>
+      <w:pPr>
+        <w:pStyle w:val="Normal"/>
+        <w:spacing w:lineRule="auto" w:line="276" w:before="0" w:after="160"/>
+        <w:jc w:val="both"/>
+        <w:rPr>
+          <w:rFonts w:ascii="Calibri" w:hAnsi="Calibri"/>
+          <w:b w:val="false"/>
+          <w:i w:val="false"/>
+          <w:i w:val="false"/>
+          <w:color w:val="1A1A1A"/>
+          <w:sz w:val="24"/>
+        </w:rPr>
+      </w:pPr>
+      <w:r>
         <w:rPr/>
-        <w:drawing>
-          <wp:anchor behindDoc="0" distT="0" distB="0" distL="0" distR="0" simplePos="0" locked="0" layoutInCell="0" allowOverlap="1" relativeHeight="9">
-            <wp:simplePos x="0" y="0"/>
-            <wp:positionH relativeFrom="column">
-              <wp:align>center</wp:align>
-            </wp:positionH>
-            <wp:positionV relativeFrom="paragraph">
-              <wp:posOffset>635</wp:posOffset>
-            </wp:positionV>
-            <wp:extent cx="5760720" cy="1131570"/>
-            <wp:effectExtent l="0" t="0" r="0" b="0"/>
-            <wp:wrapSquare wrapText="largest"/>
-            <wp:docPr id="2" name="Immagine1" descr=""/>
-            <wp:cNvGraphicFramePr>
-              <a:graphicFrameLocks xmlns:a="http://schemas.openxmlformats.org/drawingml/2006/main" noChangeAspect="1"/>
-            </wp:cNvGraphicFramePr>
-            <a:graphic xmlns:a="http://schemas.openxmlformats.org/drawingml/2006/main">
-              <a:graphicData uri="http://schemas.openxmlformats.org/drawingml/2006/picture">
-                <pic:pic xmlns:pic="http://schemas.openxmlformats.org/drawingml/2006/picture">
-                  <pic:nvPicPr>
-                    <pic:cNvPr id="2" name="Immagine1" descr=""/>
-                    <pic:cNvPicPr>
-                      <a:picLocks noChangeAspect="1" noChangeArrowheads="1"/>
-                    </pic:cNvPicPr>
-                  </pic:nvPicPr>
-                  <pic:blipFill>
-                    <a:blip r:embed="rId3"/>
-                    <a:stretch>
-                      <a:fillRect/>
-                    </a:stretch>
-                  </pic:blipFill>
-                  <pic:spPr bwMode="auto">
-                    <a:xfrm>
-                      <a:off x="0" y="0"/>
-                      <a:ext cx="5760720" cy="1131570"/>
-                    </a:xfrm>
-                    <a:prstGeom prst="rect">
-                      <a:avLst/>
-                    </a:prstGeom>
-                  </pic:spPr>
-                </pic:pic>
-              </a:graphicData>
-            </a:graphic>
-          </wp:anchor>
-        </w:drawing>
+      </w:r>
+    </w:p>
+    <w:p>
+      <w:pPr>
+        <w:pStyle w:val="Normal"/>
+        <w:spacing w:lineRule="auto" w:line="276" w:before="0" w:after="160"/>
+        <w:jc w:val="both"/>
+        <w:rPr>
+          <w:rFonts w:ascii="Calibri" w:hAnsi="Calibri"/>
+          <w:b w:val="false"/>
+          <w:i w:val="false"/>
+          <w:i w:val="false"/>
+          <w:color w:val="1A1A1A"/>
+          <w:sz w:val="24"/>
+        </w:rPr>
+      </w:pPr>
+      <w:r>
+        <w:rPr>
+          <w:b w:val="false"/>
+          <w:i w:val="false"/>
+          <w:color w:val="1A1A1A"/>
+          <w:sz w:val="24"/>
+        </w:rPr>
+        <w:t xml:space="preserve">L'istruzione </w:t>
+      </w:r>
+      <w:r>
+        <w:rPr>
+          <w:b/>
+          <w:bCs/>
+          <w:i w:val="false"/>
+          <w:color w:val="1A1A1A"/>
+          <w:sz w:val="24"/>
+        </w:rPr>
+        <w:t>DROP TABLE IF EXISTS users CASCADE</w:t>
+      </w:r>
+      <w:r>
+        <w:rPr>
+          <w:b w:val="false"/>
+          <w:i w:val="false"/>
+          <w:color w:val="1A1A1A"/>
+          <w:sz w:val="24"/>
+        </w:rPr>
+        <w:t xml:space="preserve"> rimuove la tabella users. La clausola </w:t>
+      </w:r>
+      <w:r>
+        <w:rPr>
+          <w:b/>
+          <w:bCs/>
+          <w:i w:val="false"/>
+          <w:color w:val="1A1A1A"/>
+          <w:sz w:val="24"/>
+        </w:rPr>
+        <w:t>CASCADE</w:t>
+      </w:r>
+      <w:r>
+        <w:rPr>
+          <w:b w:val="false"/>
+          <w:i w:val="false"/>
+          <w:color w:val="1A1A1A"/>
+          <w:sz w:val="24"/>
+        </w:rPr>
+        <w:t xml:space="preserve"> è necessaria perché </w:t>
+      </w:r>
+      <w:r>
+        <w:rPr>
+          <w:b/>
+          <w:bCs/>
+          <w:i w:val="false"/>
+          <w:color w:val="1A1A1A"/>
+          <w:sz w:val="24"/>
+        </w:rPr>
+        <w:t>posts.user_id</w:t>
+      </w:r>
+      <w:r>
+        <w:rPr>
+          <w:b w:val="false"/>
+          <w:i w:val="false"/>
+          <w:color w:val="1A1A1A"/>
+          <w:sz w:val="24"/>
+        </w:rPr>
+        <w:t xml:space="preserve"> referenzia </w:t>
+      </w:r>
+      <w:r>
+        <w:rPr>
+          <w:b/>
+          <w:bCs/>
+          <w:i w:val="false"/>
+          <w:color w:val="1A1A1A"/>
+          <w:sz w:val="24"/>
+        </w:rPr>
+        <w:t>users(id)</w:t>
+      </w:r>
+      <w:r>
+        <w:rPr>
+          <w:b w:val="false"/>
+          <w:i w:val="false"/>
+          <w:color w:val="1A1A1A"/>
+          <w:sz w:val="24"/>
+        </w:rPr>
+        <w:t xml:space="preserve">: </w:t>
+      </w:r>
+      <w:r>
+        <w:rPr>
+          <w:b w:val="false"/>
+          <w:i w:val="false"/>
+          <w:color w:val="1A1A1A"/>
+          <w:sz w:val="24"/>
+        </w:rPr>
+        <w:t xml:space="preserve">con la clausola CASCADE </w:t>
+      </w:r>
+      <w:r>
+        <w:rPr>
+          <w:b w:val="false"/>
+          <w:i w:val="false"/>
+          <w:color w:val="1A1A1A"/>
+          <w:sz w:val="24"/>
+        </w:rPr>
+        <w:t xml:space="preserve">PostgreSQL </w:t>
+      </w:r>
+      <w:r>
+        <w:rPr>
+          <w:b w:val="false"/>
+          <w:i w:val="false"/>
+          <w:color w:val="1A1A1A"/>
+          <w:sz w:val="24"/>
+        </w:rPr>
+        <w:t xml:space="preserve">elimina quindi anche la tabella dipendente </w:t>
+      </w:r>
+      <w:r>
+        <w:rPr>
+          <w:b/>
+          <w:bCs/>
+          <w:i w:val="false"/>
+          <w:color w:val="1A1A1A"/>
+          <w:sz w:val="24"/>
+        </w:rPr>
+        <w:t>posts</w:t>
+      </w:r>
+      <w:r>
+        <w:rPr>
+          <w:b w:val="false"/>
+          <w:i w:val="false"/>
+          <w:color w:val="1A1A1A"/>
+          <w:sz w:val="24"/>
+        </w:rPr>
+        <w:t>.</w:t>
+      </w:r>
+    </w:p>
+    <w:p>
+      <w:pPr>
+        <w:pStyle w:val="Normal"/>
+        <w:spacing w:lineRule="auto" w:line="276" w:before="0" w:after="160"/>
+        <w:jc w:val="both"/>
+        <w:rPr>
+          <w:rFonts w:ascii="Calibri" w:hAnsi="Calibri"/>
+          <w:b w:val="false"/>
+          <w:i w:val="false"/>
+          <w:i w:val="false"/>
+          <w:color w:val="1A1A1A"/>
+          <w:sz w:val="24"/>
+        </w:rPr>
+      </w:pPr>
+      <w:r>
+        <w:rPr>
+          <w:b w:val="false"/>
+          <w:i w:val="false"/>
+          <w:color w:val="1A1A1A"/>
+          <w:sz w:val="24"/>
+        </w:rPr>
+        <w:t xml:space="preserve">Senza la tabella degli </w:t>
+      </w:r>
+      <w:r>
+        <w:rPr>
+          <w:b w:val="false"/>
+          <w:i w:val="false"/>
+          <w:color w:val="1A1A1A"/>
+          <w:sz w:val="24"/>
+        </w:rPr>
+        <w:t>utenti</w:t>
+      </w:r>
+      <w:r>
+        <w:rPr>
+          <w:b w:val="false"/>
+          <w:i w:val="false"/>
+          <w:color w:val="1A1A1A"/>
+          <w:sz w:val="24"/>
+        </w:rPr>
+        <w:t>, login, ricerca e pubblicazione dei post non hanno più una base su cui operare: il servizio diventa inutilizzabile. Questo passo soddisfa l'obiettivo «cancellare una o più tabelle» e completa la violazione della disponibilità (Availability), terza proprietà del modello CIA.</w:t>
+      </w:r>
+    </w:p>
+    <w:p>
+      <w:pPr>
+        <w:pStyle w:val="Heading1"/>
+        <w:rPr/>
+      </w:pPr>
+      <w:r>
+        <w:rPr>
+          <w:rFonts w:ascii="Arial" w:hAnsi="Arial"/>
+          <w:b/>
+          <w:i w:val="false"/>
+          <w:color w:val="1A1A1A"/>
+          <w:sz w:val="32"/>
+        </w:rPr>
+        <w:t>8. Conclusioni</w:t>
+      </w:r>
+    </w:p>
+    <w:p>
+      <w:pPr>
+        <w:pStyle w:val="Normal"/>
+        <w:spacing w:lineRule="auto" w:line="276" w:before="0" w:after="160"/>
+        <w:jc w:val="both"/>
+        <w:rPr/>
+      </w:pPr>
+      <w:r>
+        <w:rPr>
+          <w:b w:val="false"/>
+          <w:i w:val="false"/>
+          <w:color w:val="1A1A1A"/>
+          <w:sz w:val="24"/>
+        </w:rPr>
+        <w:t xml:space="preserve">La simulazione in-band su Xwitter </w:t>
+      </w:r>
+      <w:r>
+        <w:rPr>
+          <w:b w:val="false"/>
+          <w:i w:val="false"/>
+          <w:color w:val="1A1A1A"/>
+          <w:sz w:val="24"/>
+        </w:rPr>
+        <w:t xml:space="preserve">(applicazione vulnerabile alle SQL Injection) </w:t>
+      </w:r>
+      <w:r>
+        <w:rPr>
+          <w:b w:val="false"/>
+          <w:i w:val="false"/>
+          <w:color w:val="1A1A1A"/>
+          <w:sz w:val="24"/>
+        </w:rPr>
+        <w:t xml:space="preserve">ha coperto l'intera traccia e ha violato le tre proprietà CIA. </w:t>
+      </w:r>
+    </w:p>
+    <w:p>
+      <w:pPr>
+        <w:pStyle w:val="Normal"/>
+        <w:numPr>
+          <w:ilvl w:val="0"/>
+          <w:numId w:val="7"/>
+        </w:numPr>
+        <w:spacing w:lineRule="auto" w:line="276" w:before="0" w:after="160"/>
+        <w:jc w:val="both"/>
+        <w:rPr/>
+      </w:pPr>
+      <w:r>
+        <w:rPr>
+          <w:b w:val="false"/>
+          <w:i w:val="false"/>
+          <w:color w:val="1A1A1A"/>
+          <w:sz w:val="24"/>
+        </w:rPr>
+        <w:t xml:space="preserve">La riservatezza (Confidentiality) cade con l'esfiltrazione di email e password_hash tramite UNION sulla Search user; </w:t>
+      </w:r>
+    </w:p>
+    <w:p>
+      <w:pPr>
+        <w:pStyle w:val="Normal"/>
+        <w:numPr>
+          <w:ilvl w:val="0"/>
+          <w:numId w:val="7"/>
+        </w:numPr>
+        <w:spacing w:lineRule="auto" w:line="276" w:before="0" w:after="160"/>
+        <w:jc w:val="both"/>
+        <w:rPr/>
+      </w:pPr>
+      <w:r>
+        <w:rPr>
+          <w:b w:val="false"/>
+          <w:i w:val="false"/>
+          <w:color w:val="1A1A1A"/>
+          <w:sz w:val="24"/>
+        </w:rPr>
+        <w:t>L</w:t>
+      </w:r>
+      <w:r>
+        <w:rPr>
+          <w:b w:val="false"/>
+          <w:i w:val="false"/>
+          <w:color w:val="1A1A1A"/>
+          <w:sz w:val="24"/>
+        </w:rPr>
+        <w:t xml:space="preserve">'integrità (Integrity) con la seconda assegnazione iniettata nella UPDATE della bio, che riscrive password_hash; </w:t>
+      </w:r>
+    </w:p>
+    <w:p>
+      <w:pPr>
+        <w:pStyle w:val="Normal"/>
+        <w:numPr>
+          <w:ilvl w:val="0"/>
+          <w:numId w:val="7"/>
+        </w:numPr>
+        <w:spacing w:lineRule="auto" w:line="276" w:before="0" w:after="160"/>
+        <w:jc w:val="both"/>
+        <w:rPr/>
+      </w:pPr>
+      <w:r>
+        <w:rPr>
+          <w:b w:val="false"/>
+          <w:i w:val="false"/>
+          <w:color w:val="1A1A1A"/>
+          <w:sz w:val="24"/>
+        </w:rPr>
+        <w:t>L</w:t>
+      </w:r>
+      <w:r>
+        <w:rPr>
+          <w:b w:val="false"/>
+          <w:i w:val="false"/>
+          <w:color w:val="1A1A1A"/>
+          <w:sz w:val="24"/>
+        </w:rPr>
+        <w:t xml:space="preserve">a disponibilità (Availability) con il DROP TABLE di users, che rende l'applicazione inutilizzabile. </w:t>
+      </w:r>
+    </w:p>
+    <w:p>
+      <w:pPr>
+        <w:pStyle w:val="Normal"/>
+        <w:spacing w:lineRule="auto" w:line="276" w:before="0" w:after="160"/>
+        <w:jc w:val="both"/>
+        <w:rPr/>
+      </w:pPr>
+      <w:r>
+        <w:rPr>
+          <w:b w:val="false"/>
+          <w:i w:val="false"/>
+          <w:color w:val="1A1A1A"/>
+          <w:sz w:val="24"/>
+        </w:rPr>
+        <w:t xml:space="preserve">In sintesi risultano soddisfatti gli obiettivi richiesti: raccogliere informazioni sulla struttura del database o sulla sua configurazione (enumerazione di tabelle e colonne tramite information_schema e pg_catalog); esfiltrare dati contenuti in una o più tabelle (dump di users); modificare il contenuto del database, ad esempio i valori di un campo all'interno di una tabella (bio e password_hash); cancellare una o più tabelle (DROP TABLE IF EXISTS users CASCADE). </w:t>
       </w:r>
     </w:p>
     <w:sectPr>
-      <w:headerReference w:type="default" r:id="rId4"/>
-      <w:footerReference w:type="default" r:id="rId5"/>
+      <w:headerReference w:type="default" r:id="rId3"/>
+      <w:footerReference w:type="default" r:id="rId4"/>
       <w:type w:val="nextPage"/>
       <w:pgSz w:w="11906" w:h="16838"/>
       <w:pgMar w:left="1417" w:right="1417" w:gutter="0" w:header="454" w:top="1247" w:footer="454" w:bottom="1247"/>
@@ -1693,7 +2085,7 @@
         <w:rFonts w:eastAsia="Calibri"/>
         <w:color w:val="444444"/>
       </w:rPr>
-      <w:t>3</w:t>
+      <w:t>5</w:t>
     </w:r>
     <w:r>
       <w:rPr>
@@ -1753,7 +2145,7 @@
         <w:rFonts w:eastAsia="Calibri"/>
         <w:color w:val="444444"/>
       </w:rPr>
-      <w:t>6</w:t>
+      <w:t>7</w:t>
     </w:r>
     <w:r>
       <w:rPr>
@@ -1790,7 +2182,7 @@
         <wp:inline distT="0" distB="0" distL="0" distR="0">
           <wp:extent cx="1871980" cy="550545"/>
           <wp:effectExtent l="0" t="0" r="0" b="0"/>
-          <wp:docPr id="3" name="Immagine2" descr=""/>
+          <wp:docPr id="2" name="Immagine2" descr=""/>
           <wp:cNvGraphicFramePr>
             <a:graphicFrameLocks xmlns:a="http://schemas.openxmlformats.org/drawingml/2006/main" noChangeAspect="1"/>
           </wp:cNvGraphicFramePr>
@@ -1798,7 +2190,7 @@
             <a:graphicData uri="http://schemas.openxmlformats.org/drawingml/2006/picture">
               <pic:pic xmlns:pic="http://schemas.openxmlformats.org/drawingml/2006/picture">
                 <pic:nvPicPr>
-                  <pic:cNvPr id="3" name="Immagine2" descr=""/>
+                  <pic:cNvPr id="2" name="Immagine2" descr=""/>
                   <pic:cNvPicPr>
                     <a:picLocks noChangeAspect="1" noChangeArrowheads="1"/>
                   </pic:cNvPicPr>
@@ -2564,6 +2956,143 @@
   <w:abstractNum w:abstractNumId="7">
     <w:lvl w:ilvl="0">
       <w:start w:val="1"/>
+      <w:numFmt w:val="bullet"/>
+      <w:lvlText w:val=""/>
+      <w:lvlJc w:val="left"/>
+      <w:pPr>
+        <w:tabs>
+          <w:tab w:val="num" w:pos="720"/>
+        </w:tabs>
+        <w:ind w:left="720" w:hanging="360"/>
+      </w:pPr>
+      <w:rPr>
+        <w:rFonts w:ascii="Symbol" w:hAnsi="Symbol" w:cs="Symbol" w:hint="default"/>
+      </w:rPr>
+    </w:lvl>
+    <w:lvl w:ilvl="1">
+      <w:start w:val="1"/>
+      <w:numFmt w:val="bullet"/>
+      <w:lvlText w:val="◦"/>
+      <w:lvlJc w:val="left"/>
+      <w:pPr>
+        <w:tabs>
+          <w:tab w:val="num" w:pos="1080"/>
+        </w:tabs>
+        <w:ind w:left="1080" w:hanging="360"/>
+      </w:pPr>
+      <w:rPr>
+        <w:rFonts w:ascii="OpenSymbol" w:hAnsi="OpenSymbol" w:cs="OpenSymbol" w:hint="default"/>
+      </w:rPr>
+    </w:lvl>
+    <w:lvl w:ilvl="2">
+      <w:start w:val="1"/>
+      <w:numFmt w:val="bullet"/>
+      <w:lvlText w:val="▪"/>
+      <w:lvlJc w:val="left"/>
+      <w:pPr>
+        <w:tabs>
+          <w:tab w:val="num" w:pos="1440"/>
+        </w:tabs>
+        <w:ind w:left="1440" w:hanging="360"/>
+      </w:pPr>
+      <w:rPr>
+        <w:rFonts w:ascii="OpenSymbol" w:hAnsi="OpenSymbol" w:cs="OpenSymbol" w:hint="default"/>
+      </w:rPr>
+    </w:lvl>
+    <w:lvl w:ilvl="3">
+      <w:start w:val="1"/>
+      <w:numFmt w:val="bullet"/>
+      <w:lvlText w:val=""/>
+      <w:lvlJc w:val="left"/>
+      <w:pPr>
+        <w:tabs>
+          <w:tab w:val="num" w:pos="1800"/>
+        </w:tabs>
+        <w:ind w:left="1800" w:hanging="360"/>
+      </w:pPr>
+      <w:rPr>
+        <w:rFonts w:ascii="Symbol" w:hAnsi="Symbol" w:cs="Symbol" w:hint="default"/>
+      </w:rPr>
+    </w:lvl>
+    <w:lvl w:ilvl="4">
+      <w:start w:val="1"/>
+      <w:numFmt w:val="bullet"/>
+      <w:lvlText w:val="◦"/>
+      <w:lvlJc w:val="left"/>
+      <w:pPr>
+        <w:tabs>
+          <w:tab w:val="num" w:pos="2160"/>
+        </w:tabs>
+        <w:ind w:left="2160" w:hanging="360"/>
+      </w:pPr>
+      <w:rPr>
+        <w:rFonts w:ascii="OpenSymbol" w:hAnsi="OpenSymbol" w:cs="OpenSymbol" w:hint="default"/>
+      </w:rPr>
+    </w:lvl>
+    <w:lvl w:ilvl="5">
+      <w:start w:val="1"/>
+      <w:numFmt w:val="bullet"/>
+      <w:lvlText w:val="▪"/>
+      <w:lvlJc w:val="left"/>
+      <w:pPr>
+        <w:tabs>
+          <w:tab w:val="num" w:pos="2520"/>
+        </w:tabs>
+        <w:ind w:left="2520" w:hanging="360"/>
+      </w:pPr>
+      <w:rPr>
+        <w:rFonts w:ascii="OpenSymbol" w:hAnsi="OpenSymbol" w:cs="OpenSymbol" w:hint="default"/>
+      </w:rPr>
+    </w:lvl>
+    <w:lvl w:ilvl="6">
+      <w:start w:val="1"/>
+      <w:numFmt w:val="bullet"/>
+      <w:lvlText w:val=""/>
+      <w:lvlJc w:val="left"/>
+      <w:pPr>
+        <w:tabs>
+          <w:tab w:val="num" w:pos="2880"/>
+        </w:tabs>
+        <w:ind w:left="2880" w:hanging="360"/>
+      </w:pPr>
+      <w:rPr>
+        <w:rFonts w:ascii="Symbol" w:hAnsi="Symbol" w:cs="Symbol" w:hint="default"/>
+      </w:rPr>
+    </w:lvl>
+    <w:lvl w:ilvl="7">
+      <w:start w:val="1"/>
+      <w:numFmt w:val="bullet"/>
+      <w:lvlText w:val="◦"/>
+      <w:lvlJc w:val="left"/>
+      <w:pPr>
+        <w:tabs>
+          <w:tab w:val="num" w:pos="3240"/>
+        </w:tabs>
+        <w:ind w:left="3240" w:hanging="360"/>
+      </w:pPr>
+      <w:rPr>
+        <w:rFonts w:ascii="OpenSymbol" w:hAnsi="OpenSymbol" w:cs="OpenSymbol" w:hint="default"/>
+      </w:rPr>
+    </w:lvl>
+    <w:lvl w:ilvl="8">
+      <w:start w:val="1"/>
+      <w:numFmt w:val="bullet"/>
+      <w:lvlText w:val="▪"/>
+      <w:lvlJc w:val="left"/>
+      <w:pPr>
+        <w:tabs>
+          <w:tab w:val="num" w:pos="3600"/>
+        </w:tabs>
+        <w:ind w:left="3600" w:hanging="360"/>
+      </w:pPr>
+      <w:rPr>
+        <w:rFonts w:ascii="OpenSymbol" w:hAnsi="OpenSymbol" w:cs="OpenSymbol" w:hint="default"/>
+      </w:rPr>
+    </w:lvl>
+  </w:abstractNum>
+  <w:abstractNum w:abstractNumId="8">
+    <w:lvl w:ilvl="0">
+      <w:start w:val="1"/>
       <w:numFmt w:val="none"/>
       <w:suff w:val="nothing"/>
       <w:lvlText w:val=""/>
@@ -2700,6 +3229,9 @@
   </w:num>
   <w:num w:numId="7">
     <w:abstractNumId w:val="7"/>
+  </w:num>
+  <w:num w:numId="8">
+    <w:abstractNumId w:val="8"/>
   </w:num>
 </w:numbering>
 </file>
@@ -3450,6 +3982,13 @@
     <w:qFormat/>
     <w:rPr>
       <w:rFonts w:ascii="Liberation Mono" w:hAnsi="Liberation Mono" w:eastAsia="Liberation Mono" w:cs="Liberation Mono"/>
+    </w:rPr>
+  </w:style>
+  <w:style w:type="character" w:styleId="Punti">
+    <w:name w:val="Punti"/>
+    <w:qFormat/>
+    <w:rPr>
+      <w:rFonts w:ascii="OpenSymbol" w:hAnsi="OpenSymbol" w:eastAsia="OpenSymbol" w:cs="OpenSymbol"/>
     </w:rPr>
   </w:style>
   <w:style w:type="paragraph" w:styleId="Titolo">

--- a/docs/Homework_Sicurezza_Simone_Di_Berardino_2085977.docx
+++ b/docs/Homework_Sicurezza_Simone_Di_Berardino_2085977.docx
@@ -11,7 +11,7 @@
       <w:r>
         <w:rPr/>
         <w:drawing>
-          <wp:anchor behindDoc="0" distT="0" distB="0" distL="114935" distR="114935" simplePos="0" locked="0" layoutInCell="0" allowOverlap="1" relativeHeight="9">
+          <wp:anchor behindDoc="0" distT="0" distB="0" distL="114935" distR="114935" simplePos="0" locked="0" layoutInCell="0" allowOverlap="1" relativeHeight="10">
             <wp:simplePos x="0" y="0"/>
             <wp:positionH relativeFrom="column">
               <wp:posOffset>1170305</wp:posOffset>
@@ -466,55 +466,7 @@
           <w:color w:val="1A1A1A"/>
           <w:sz w:val="24"/>
         </w:rPr>
-        <w:t>Questo documento descrive una simulazione universitaria di attacco SQL injection di tipo in-band, condotta su un’applicazione web realizzata per il laboratorio (Xwitter). L’applicazione è volutamente vulnerabile: l’obiettivo è mostrare come un input utente non controllato possa violare le proprietà di riservatezza, integrità e disponibilità (CIA) di un database relazionale.</w:t>
-      </w:r>
-    </w:p>
-    <w:p>
-      <w:pPr>
-        <w:pStyle w:val="Normal"/>
-        <w:spacing w:lineRule="auto" w:line="276" w:before="0" w:after="160"/>
-        <w:jc w:val="both"/>
-        <w:rPr/>
-      </w:pPr>
-      <w:r>
-        <w:rPr>
-          <w:rFonts w:eastAsia="Calibri"/>
-          <w:b w:val="false"/>
-          <w:i w:val="false"/>
-          <w:color w:val="1A1A1A"/>
-          <w:sz w:val="24"/>
-        </w:rPr>
-        <w:t>La traccia richiede di raccogliere informazioni sulla struttura del database, esfiltrare dati da una o più tabelle, modificare il contenuto del database e cancellare una o più tabelle.</w:t>
-      </w:r>
-    </w:p>
-    <w:p>
-      <w:pPr>
-        <w:pStyle w:val="Heading1"/>
-        <w:rPr/>
-      </w:pPr>
-      <w:bookmarkStart w:id="1" w:name="__RefHeading___Toc186_3264099342"/>
-      <w:bookmarkEnd w:id="1"/>
-      <w:r>
-        <w:rPr/>
-        <w:t>2. Contesto applicativo</w:t>
-      </w:r>
-    </w:p>
-    <w:p>
-      <w:pPr>
-        <w:pStyle w:val="Normal"/>
-        <w:rPr/>
-      </w:pPr>
-      <w:bookmarkStart w:id="2" w:name="__RefHeading___Toc188_3264099342"/>
-      <w:bookmarkEnd w:id="2"/>
-      <w:r>
-        <w:rPr>
-          <w:rFonts w:eastAsia="Calibri"/>
-          <w:b w:val="false"/>
-          <w:i w:val="false"/>
-          <w:color w:val="1A1A1A"/>
-          <w:sz w:val="24"/>
-        </w:rPr>
-        <w:t xml:space="preserve"> </w:t>
+        <w:t xml:space="preserve">Questo documento descrive una simulazione universitaria di attacco SQL injection di tipo in-band, condotta su un’applicazione web realizzata per </w:t>
       </w:r>
       <w:r>
         <w:rPr>
@@ -524,7 +476,472 @@
           <w:color w:val="1A1A1A"/>
           <w:sz w:val="24"/>
         </w:rPr>
-        <w:t xml:space="preserve">Xwitter è una piccola applicazione social: registrazione, login, pubblicazione di post e ricerca utenti. Il frontend è in React; il backend è in Go e interroga PostgreSQL. </w:t>
+        <w:t>l’esperimento</w:t>
+      </w:r>
+      <w:r>
+        <w:rPr>
+          <w:rFonts w:eastAsia="Calibri"/>
+          <w:b w:val="false"/>
+          <w:i w:val="false"/>
+          <w:color w:val="1A1A1A"/>
+          <w:sz w:val="24"/>
+        </w:rPr>
+        <w:t xml:space="preserve"> (Xwitter). L’applicazione è volutamente vulnerabile </w:t>
+      </w:r>
+      <w:r>
+        <w:rPr>
+          <w:rFonts w:eastAsia="Calibri"/>
+          <w:b w:val="false"/>
+          <w:i w:val="false"/>
+          <w:color w:val="1A1A1A"/>
+          <w:sz w:val="24"/>
+        </w:rPr>
+        <w:t>alle SQL Injection</w:t>
+      </w:r>
+      <w:r>
+        <w:rPr>
+          <w:rFonts w:eastAsia="Calibri"/>
+          <w:b w:val="false"/>
+          <w:i w:val="false"/>
+          <w:color w:val="1A1A1A"/>
+          <w:sz w:val="24"/>
+        </w:rPr>
+        <w:t xml:space="preserve">: l’obiettivo è mostrare come un input </w:t>
+      </w:r>
+      <w:r>
+        <w:rPr>
+          <w:rFonts w:eastAsia="Calibri"/>
+          <w:b w:val="false"/>
+          <w:i w:val="false"/>
+          <w:color w:val="1A1A1A"/>
+          <w:sz w:val="24"/>
+        </w:rPr>
+        <w:t>non controllato</w:t>
+      </w:r>
+      <w:r>
+        <w:rPr>
+          <w:rFonts w:eastAsia="Calibri"/>
+          <w:b w:val="false"/>
+          <w:i w:val="false"/>
+          <w:color w:val="1A1A1A"/>
+          <w:sz w:val="24"/>
+        </w:rPr>
+        <w:t xml:space="preserve"> possa violare le proprietà di riservatezza, integrità e disponibilità (CIA) di un database relazionale </w:t>
+      </w:r>
+      <w:r>
+        <w:rPr>
+          <w:rFonts w:eastAsia="Calibri"/>
+          <w:b w:val="false"/>
+          <w:i w:val="false"/>
+          <w:color w:val="1A1A1A"/>
+          <w:sz w:val="24"/>
+        </w:rPr>
+        <w:t>di un sistema vulnerabile alle SQL injection</w:t>
+      </w:r>
+      <w:r>
+        <w:rPr>
+          <w:rFonts w:eastAsia="Calibri"/>
+          <w:b w:val="false"/>
+          <w:i w:val="false"/>
+          <w:color w:val="1A1A1A"/>
+          <w:sz w:val="24"/>
+        </w:rPr>
+        <w:t>.</w:t>
+      </w:r>
+    </w:p>
+    <w:p>
+      <w:pPr>
+        <w:pStyle w:val="Normal"/>
+        <w:spacing w:lineRule="auto" w:line="276" w:before="0" w:after="160"/>
+        <w:jc w:val="both"/>
+        <w:rPr/>
+      </w:pPr>
+      <w:r>
+        <w:rPr>
+          <w:rFonts w:eastAsia="Calibri"/>
+          <w:b w:val="false"/>
+          <w:i w:val="false"/>
+          <w:color w:val="1A1A1A"/>
+          <w:sz w:val="24"/>
+        </w:rPr>
+        <w:t>La traccia richiede di raccogliere informazioni sulla struttura del</w:t>
+      </w:r>
+      <w:r>
+        <w:rPr>
+          <w:rFonts w:eastAsia="Calibri"/>
+          <w:b w:val="false"/>
+          <w:i w:val="false"/>
+          <w:color w:val="1A1A1A"/>
+          <w:sz w:val="24"/>
+        </w:rPr>
+        <w:t>la base di dati</w:t>
+      </w:r>
+      <w:r>
+        <w:rPr>
+          <w:rFonts w:eastAsia="Calibri"/>
+          <w:b w:val="false"/>
+          <w:i w:val="false"/>
+          <w:color w:val="1A1A1A"/>
+          <w:sz w:val="24"/>
+        </w:rPr>
+        <w:t>, esfiltrare dati da una o più tabelle, modificare il contenuto del database e cancellare una o più tabelle.</w:t>
+      </w:r>
+    </w:p>
+    <w:p>
+      <w:pPr>
+        <w:pStyle w:val="Heading1"/>
+        <w:rPr/>
+      </w:pPr>
+      <w:bookmarkStart w:id="1" w:name="__RefHeading___Toc186_3264099342"/>
+      <w:bookmarkEnd w:id="1"/>
+      <w:r>
+        <w:rPr/>
+        <w:t>2. Contesto applicativo</w:t>
+      </w:r>
+    </w:p>
+    <w:p>
+      <w:pPr>
+        <w:pStyle w:val="Normal"/>
+        <w:rPr/>
+      </w:pPr>
+      <w:bookmarkStart w:id="2" w:name="__RefHeading___Toc188_3264099342"/>
+      <w:bookmarkEnd w:id="2"/>
+      <w:r>
+        <w:rPr>
+          <w:rStyle w:val="Strong"/>
+          <w:rFonts w:eastAsia="Calibri"/>
+          <w:i w:val="false"/>
+          <w:color w:val="1A1A1A"/>
+          <w:sz w:val="24"/>
+        </w:rPr>
+        <w:t>Xwitter</w:t>
+      </w:r>
+      <w:r>
+        <w:rPr>
+          <w:rFonts w:eastAsia="Calibri"/>
+          <w:b w:val="false"/>
+          <w:i w:val="false"/>
+          <w:color w:val="1A1A1A"/>
+          <w:sz w:val="24"/>
+        </w:rPr>
+        <w:t xml:space="preserve"> è una piccola applicazione social che permette agli utenti di registrarsi, effettuare il login, pubblicare post e cercare altri utenti. </w:t>
+      </w:r>
+    </w:p>
+    <w:p>
+      <w:pPr>
+        <w:pStyle w:val="Heading2"/>
+        <w:rPr/>
+      </w:pPr>
+      <w:r>
+        <w:rPr>
+          <w:rFonts w:eastAsia="Calibri"/>
+          <w:i w:val="false"/>
+          <w:sz w:val="24"/>
+        </w:rPr>
+        <w:t xml:space="preserve">2.1 </w:t>
+      </w:r>
+      <w:r>
+        <w:rPr/>
+        <w:t>Stack tecnologico</w:t>
+      </w:r>
+    </w:p>
+    <w:p>
+      <w:pPr>
+        <w:pStyle w:val="BodyText"/>
+        <w:numPr>
+          <w:ilvl w:val="0"/>
+          <w:numId w:val="8"/>
+        </w:numPr>
+        <w:tabs>
+          <w:tab w:val="clear" w:pos="720"/>
+          <w:tab w:val="left" w:pos="0" w:leader="none"/>
+        </w:tabs>
+        <w:spacing w:before="0" w:after="0"/>
+        <w:ind w:hanging="283" w:left="709"/>
+        <w:rPr/>
+      </w:pPr>
+      <w:r>
+        <w:rPr>
+          <w:rStyle w:val="Strong"/>
+        </w:rPr>
+        <w:t>Frontend:</w:t>
+      </w:r>
+      <w:r>
+        <w:rPr/>
+        <w:t xml:space="preserve"> React</w:t>
+      </w:r>
+    </w:p>
+    <w:p>
+      <w:pPr>
+        <w:pStyle w:val="BodyText"/>
+        <w:numPr>
+          <w:ilvl w:val="0"/>
+          <w:numId w:val="8"/>
+        </w:numPr>
+        <w:tabs>
+          <w:tab w:val="clear" w:pos="720"/>
+          <w:tab w:val="left" w:pos="0" w:leader="none"/>
+        </w:tabs>
+        <w:spacing w:before="0" w:after="0"/>
+        <w:ind w:hanging="283" w:left="709"/>
+        <w:rPr/>
+      </w:pPr>
+      <w:r>
+        <w:rPr>
+          <w:rStyle w:val="Strong"/>
+        </w:rPr>
+        <w:t>Backend:</w:t>
+      </w:r>
+      <w:r>
+        <w:rPr/>
+        <w:t xml:space="preserve"> Go</w:t>
+      </w:r>
+    </w:p>
+    <w:p>
+      <w:pPr>
+        <w:pStyle w:val="BodyText"/>
+        <w:numPr>
+          <w:ilvl w:val="0"/>
+          <w:numId w:val="8"/>
+        </w:numPr>
+        <w:tabs>
+          <w:tab w:val="clear" w:pos="720"/>
+          <w:tab w:val="left" w:pos="0" w:leader="none"/>
+        </w:tabs>
+        <w:spacing w:before="0" w:after="0"/>
+        <w:ind w:hanging="283" w:left="709"/>
+        <w:rPr/>
+      </w:pPr>
+      <w:r>
+        <w:rPr>
+          <w:rStyle w:val="Strong"/>
+        </w:rPr>
+        <w:t>Database:</w:t>
+      </w:r>
+      <w:r>
+        <w:rPr/>
+        <w:t xml:space="preserve"> PostgreSQL</w:t>
+      </w:r>
+    </w:p>
+    <w:p>
+      <w:pPr>
+        <w:pStyle w:val="BodyText"/>
+        <w:numPr>
+          <w:ilvl w:val="0"/>
+          <w:numId w:val="8"/>
+        </w:numPr>
+        <w:tabs>
+          <w:tab w:val="clear" w:pos="720"/>
+          <w:tab w:val="left" w:pos="0" w:leader="none"/>
+        </w:tabs>
+        <w:spacing w:before="0" w:after="0"/>
+        <w:ind w:hanging="283" w:left="709"/>
+        <w:rPr/>
+      </w:pPr>
+      <w:r>
+        <w:rPr>
+          <w:rStyle w:val="Strong"/>
+        </w:rPr>
+        <w:t>API:</w:t>
+      </w:r>
+      <w:r>
+        <w:rPr/>
+        <w:t xml:space="preserve"> API REST documentata tramite </w:t>
+      </w:r>
+      <w:r>
+        <w:rPr>
+          <w:rStyle w:val="Strong"/>
+        </w:rPr>
+        <w:t>OpenAPI/Swagger</w:t>
+      </w:r>
+    </w:p>
+    <w:p>
+      <w:pPr>
+        <w:pStyle w:val="BodyText"/>
+        <w:numPr>
+          <w:ilvl w:val="0"/>
+          <w:numId w:val="8"/>
+        </w:numPr>
+        <w:tabs>
+          <w:tab w:val="clear" w:pos="720"/>
+          <w:tab w:val="left" w:pos="0" w:leader="none"/>
+        </w:tabs>
+        <w:spacing w:before="0" w:after="0"/>
+        <w:ind w:hanging="283" w:left="709"/>
+        <w:rPr/>
+      </w:pPr>
+      <w:r>
+        <w:rPr>
+          <w:rStyle w:val="Strong"/>
+        </w:rPr>
+        <w:t>Containerizzazione:</w:t>
+      </w:r>
+      <w:r>
+        <w:rPr/>
+        <w:t xml:space="preserve"> Docker, con </w:t>
+      </w:r>
+      <w:r>
+        <w:rPr>
+          <w:rStyle w:val="Strong"/>
+          <w:b w:val="false"/>
+          <w:bCs w:val="false"/>
+        </w:rPr>
+        <w:t>frontend e backend dockerizzati e mantenuti come container separati</w:t>
+      </w:r>
+    </w:p>
+    <w:p>
+      <w:pPr>
+        <w:pStyle w:val="BodyText"/>
+        <w:numPr>
+          <w:ilvl w:val="0"/>
+          <w:numId w:val="8"/>
+        </w:numPr>
+        <w:tabs>
+          <w:tab w:val="clear" w:pos="720"/>
+          <w:tab w:val="left" w:pos="0" w:leader="none"/>
+        </w:tabs>
+        <w:ind w:hanging="283" w:left="709"/>
+        <w:rPr/>
+      </w:pPr>
+      <w:r>
+        <w:rPr>
+          <w:rStyle w:val="Strong"/>
+        </w:rPr>
+        <w:t>Architettura:</w:t>
+      </w:r>
+      <w:r>
+        <w:rPr/>
+        <w:t xml:space="preserve"> applicazione client-server, con il frontend React che comunica con il backend Go tramite API REST; il backend gestisce la logica applicativa e l'accesso ai dati su PostgreSQL.</w:t>
+      </w:r>
+    </w:p>
+    <w:p>
+      <w:pPr>
+        <w:pStyle w:val="Heading2"/>
+        <w:rPr/>
+      </w:pPr>
+      <w:r>
+        <w:rPr/>
+        <w:t xml:space="preserve">2.1 </w:t>
+      </w:r>
+      <w:r>
+        <w:rPr/>
+        <w:t>Funzionalità principali</w:t>
+      </w:r>
+    </w:p>
+    <w:p>
+      <w:pPr>
+        <w:pStyle w:val="BodyText"/>
+        <w:numPr>
+          <w:ilvl w:val="0"/>
+          <w:numId w:val="9"/>
+        </w:numPr>
+        <w:tabs>
+          <w:tab w:val="clear" w:pos="720"/>
+          <w:tab w:val="left" w:pos="0" w:leader="none"/>
+        </w:tabs>
+        <w:spacing w:before="0" w:after="0"/>
+        <w:ind w:hanging="283" w:left="709"/>
+        <w:rPr/>
+      </w:pPr>
+      <w:r>
+        <w:rPr/>
+        <w:t>Registrazione e autenticazione degli utenti</w:t>
+      </w:r>
+    </w:p>
+    <w:p>
+      <w:pPr>
+        <w:pStyle w:val="BodyText"/>
+        <w:numPr>
+          <w:ilvl w:val="0"/>
+          <w:numId w:val="9"/>
+        </w:numPr>
+        <w:tabs>
+          <w:tab w:val="clear" w:pos="720"/>
+          <w:tab w:val="left" w:pos="0" w:leader="none"/>
+        </w:tabs>
+        <w:spacing w:before="0" w:after="0"/>
+        <w:ind w:hanging="283" w:left="709"/>
+        <w:rPr/>
+      </w:pPr>
+      <w:r>
+        <w:rPr/>
+        <w:t>Login</w:t>
+      </w:r>
+    </w:p>
+    <w:p>
+      <w:pPr>
+        <w:pStyle w:val="BodyText"/>
+        <w:numPr>
+          <w:ilvl w:val="0"/>
+          <w:numId w:val="9"/>
+        </w:numPr>
+        <w:tabs>
+          <w:tab w:val="clear" w:pos="720"/>
+          <w:tab w:val="left" w:pos="0" w:leader="none"/>
+        </w:tabs>
+        <w:spacing w:before="0" w:after="0"/>
+        <w:ind w:hanging="283" w:left="709"/>
+        <w:rPr/>
+      </w:pPr>
+      <w:r>
+        <w:rPr/>
+        <w:t>Pubblicazione di post</w:t>
+      </w:r>
+    </w:p>
+    <w:p>
+      <w:pPr>
+        <w:pStyle w:val="BodyText"/>
+        <w:numPr>
+          <w:ilvl w:val="0"/>
+          <w:numId w:val="9"/>
+        </w:numPr>
+        <w:tabs>
+          <w:tab w:val="clear" w:pos="720"/>
+          <w:tab w:val="left" w:pos="0" w:leader="none"/>
+        </w:tabs>
+        <w:spacing w:before="0" w:after="0"/>
+        <w:ind w:hanging="283" w:left="709"/>
+        <w:rPr/>
+      </w:pPr>
+      <w:r>
+        <w:rPr/>
+        <w:t>Ricerca degli utenti</w:t>
+      </w:r>
+    </w:p>
+    <w:p>
+      <w:pPr>
+        <w:pStyle w:val="BodyText"/>
+        <w:numPr>
+          <w:ilvl w:val="0"/>
+          <w:numId w:val="9"/>
+        </w:numPr>
+        <w:tabs>
+          <w:tab w:val="clear" w:pos="720"/>
+          <w:tab w:val="left" w:pos="0" w:leader="none"/>
+        </w:tabs>
+        <w:spacing w:before="0" w:after="0"/>
+        <w:ind w:hanging="283" w:left="709"/>
+        <w:rPr/>
+      </w:pPr>
+      <w:r>
+        <w:rPr/>
+        <w:t>Modifica profilo</w:t>
+      </w:r>
+    </w:p>
+    <w:p>
+      <w:pPr>
+        <w:pStyle w:val="Normal"/>
+        <w:rPr>
+          <w:rFonts w:eastAsia="Calibri"/>
+          <w:b w:val="false"/>
+          <w:i w:val="false"/>
+          <w:i w:val="false"/>
+          <w:color w:val="1A1A1A"/>
+          <w:sz w:val="24"/>
+        </w:rPr>
+      </w:pPr>
+      <w:r>
+        <w:rPr/>
       </w:r>
     </w:p>
     <w:p>
@@ -1674,7 +2091,12 @@
         </w:rPr>
       </w:pPr>
       <w:r>
-        <w:rPr/>
+        <w:rPr>
+          <w:b w:val="false"/>
+          <w:i w:val="false"/>
+          <w:color w:val="1A1A1A"/>
+          <w:sz w:val="24"/>
+        </w:rPr>
       </w:r>
     </w:p>
     <w:p>
@@ -1774,34 +2196,7 @@
           <w:color w:val="1A1A1A"/>
           <w:sz w:val="24"/>
         </w:rPr>
-        <w:t xml:space="preserve">: </w:t>
-      </w:r>
-      <w:r>
-        <w:rPr>
-          <w:b w:val="false"/>
-          <w:i w:val="false"/>
-          <w:color w:val="1A1A1A"/>
-          <w:sz w:val="24"/>
-        </w:rPr>
-        <w:t xml:space="preserve">con la clausola CASCADE </w:t>
-      </w:r>
-      <w:r>
-        <w:rPr>
-          <w:b w:val="false"/>
-          <w:i w:val="false"/>
-          <w:color w:val="1A1A1A"/>
-          <w:sz w:val="24"/>
-        </w:rPr>
-        <w:t xml:space="preserve">PostgreSQL </w:t>
-      </w:r>
-      <w:r>
-        <w:rPr>
-          <w:b w:val="false"/>
-          <w:i w:val="false"/>
-          <w:color w:val="1A1A1A"/>
-          <w:sz w:val="24"/>
-        </w:rPr>
-        <w:t xml:space="preserve">elimina quindi anche la tabella dipendente </w:t>
+        <w:t xml:space="preserve">: con la clausola CASCADE PostgreSQL elimina quindi anche la tabella dipendente </w:t>
       </w:r>
       <w:r>
         <w:rPr>
@@ -1844,25 +2239,7 @@
           <w:color w:val="1A1A1A"/>
           <w:sz w:val="24"/>
         </w:rPr>
-        <w:t xml:space="preserve">Senza la tabella degli </w:t>
-      </w:r>
-      <w:r>
-        <w:rPr>
-          <w:b w:val="false"/>
-          <w:i w:val="false"/>
-          <w:color w:val="1A1A1A"/>
-          <w:sz w:val="24"/>
-        </w:rPr>
-        <w:t>utenti</w:t>
-      </w:r>
-      <w:r>
-        <w:rPr>
-          <w:b w:val="false"/>
-          <w:i w:val="false"/>
-          <w:color w:val="1A1A1A"/>
-          <w:sz w:val="24"/>
-        </w:rPr>
-        <w:t>, login, ricerca e pubblicazione dei post non hanno più una base su cui operare: il servizio diventa inutilizzabile. Questo passo soddisfa l'obiettivo «cancellare una o più tabelle» e completa la violazione della disponibilità (Availability), terza proprietà del modello CIA.</w:t>
+        <w:t>Senza la tabella degli utenti, login, ricerca e pubblicazione dei post non hanno più una base su cui operare: il servizio diventa inutilizzabile. Questo passo soddisfa l'obiettivo «cancellare una o più tabelle» e completa la violazione della disponibilità (Availability), terza proprietà del modello CIA.</w:t>
       </w:r>
     </w:p>
     <w:p>
@@ -1895,25 +2272,7 @@
           <w:color w:val="1A1A1A"/>
           <w:sz w:val="24"/>
         </w:rPr>
-        <w:t xml:space="preserve">La simulazione in-band su Xwitter </w:t>
-      </w:r>
-      <w:r>
-        <w:rPr>
-          <w:b w:val="false"/>
-          <w:i w:val="false"/>
-          <w:color w:val="1A1A1A"/>
-          <w:sz w:val="24"/>
-        </w:rPr>
-        <w:t xml:space="preserve">(applicazione vulnerabile alle SQL Injection) </w:t>
-      </w:r>
-      <w:r>
-        <w:rPr>
-          <w:b w:val="false"/>
-          <w:i w:val="false"/>
-          <w:color w:val="1A1A1A"/>
-          <w:sz w:val="24"/>
-        </w:rPr>
-        <w:t xml:space="preserve">ha coperto l'intera traccia e ha violato le tre proprietà CIA. </w:t>
+        <w:t xml:space="preserve">La simulazione in-band su Xwitter (applicazione vulnerabile alle SQL Injection) ha coperto l'intera traccia e ha violato le tre proprietà CIA. </w:t>
       </w:r>
     </w:p>
     <w:p>
@@ -1955,16 +2314,7 @@
           <w:color w:val="1A1A1A"/>
           <w:sz w:val="24"/>
         </w:rPr>
-        <w:t>L</w:t>
-      </w:r>
-      <w:r>
-        <w:rPr>
-          <w:b w:val="false"/>
-          <w:i w:val="false"/>
-          <w:color w:val="1A1A1A"/>
-          <w:sz w:val="24"/>
-        </w:rPr>
-        <w:t xml:space="preserve">'integrità (Integrity) con la seconda assegnazione iniettata nella UPDATE della bio, che riscrive password_hash; </w:t>
+        <w:t xml:space="preserve">L'integrità (Integrity) con la seconda assegnazione iniettata nella UPDATE della bio, che riscrive password_hash; </w:t>
       </w:r>
     </w:p>
     <w:p>
@@ -1985,16 +2335,7 @@
           <w:color w:val="1A1A1A"/>
           <w:sz w:val="24"/>
         </w:rPr>
-        <w:t>L</w:t>
-      </w:r>
-      <w:r>
-        <w:rPr>
-          <w:b w:val="false"/>
-          <w:i w:val="false"/>
-          <w:color w:val="1A1A1A"/>
-          <w:sz w:val="24"/>
-        </w:rPr>
-        <w:t xml:space="preserve">a disponibilità (Availability) con il DROP TABLE di users, che rende l'applicazione inutilizzabile. </w:t>
+        <w:t xml:space="preserve">La disponibilità (Availability) con il DROP TABLE di users, che rende l'applicazione inutilizzabile. </w:t>
       </w:r>
     </w:p>
     <w:p>
@@ -2085,7 +2426,7 @@
         <w:rFonts w:eastAsia="Calibri"/>
         <w:color w:val="444444"/>
       </w:rPr>
-      <w:t>5</w:t>
+      <w:t>8</w:t>
     </w:r>
     <w:r>
       <w:rPr>
@@ -2145,7 +2486,7 @@
         <w:rFonts w:eastAsia="Calibri"/>
         <w:color w:val="444444"/>
       </w:rPr>
-      <w:t>7</w:t>
+      <w:t>8</w:t>
     </w:r>
     <w:r>
       <w:rPr>
@@ -3093,6 +3434,280 @@
   <w:abstractNum w:abstractNumId="8">
     <w:lvl w:ilvl="0">
       <w:start w:val="1"/>
+      <w:numFmt w:val="bullet"/>
+      <w:lvlText w:val=""/>
+      <w:lvlJc w:val="left"/>
+      <w:pPr>
+        <w:tabs>
+          <w:tab w:val="num" w:pos="709"/>
+        </w:tabs>
+        <w:ind w:left="709" w:hanging="283"/>
+      </w:pPr>
+      <w:rPr>
+        <w:rFonts w:ascii="Symbol" w:hAnsi="Symbol" w:cs="Symbol" w:hint="default"/>
+      </w:rPr>
+    </w:lvl>
+    <w:lvl w:ilvl="1">
+      <w:start w:val="1"/>
+      <w:numFmt w:val="bullet"/>
+      <w:lvlText w:val=""/>
+      <w:lvlJc w:val="left"/>
+      <w:pPr>
+        <w:tabs>
+          <w:tab w:val="num" w:pos="1418"/>
+        </w:tabs>
+        <w:ind w:left="1418" w:hanging="283"/>
+      </w:pPr>
+      <w:rPr>
+        <w:rFonts w:ascii="Symbol" w:hAnsi="Symbol" w:cs="Symbol" w:hint="default"/>
+      </w:rPr>
+    </w:lvl>
+    <w:lvl w:ilvl="2">
+      <w:start w:val="1"/>
+      <w:numFmt w:val="bullet"/>
+      <w:lvlText w:val=""/>
+      <w:lvlJc w:val="left"/>
+      <w:pPr>
+        <w:tabs>
+          <w:tab w:val="num" w:pos="2127"/>
+        </w:tabs>
+        <w:ind w:left="2127" w:hanging="283"/>
+      </w:pPr>
+      <w:rPr>
+        <w:rFonts w:ascii="Symbol" w:hAnsi="Symbol" w:cs="Symbol" w:hint="default"/>
+      </w:rPr>
+    </w:lvl>
+    <w:lvl w:ilvl="3">
+      <w:start w:val="1"/>
+      <w:numFmt w:val="bullet"/>
+      <w:lvlText w:val=""/>
+      <w:lvlJc w:val="left"/>
+      <w:pPr>
+        <w:tabs>
+          <w:tab w:val="num" w:pos="2836"/>
+        </w:tabs>
+        <w:ind w:left="2836" w:hanging="283"/>
+      </w:pPr>
+      <w:rPr>
+        <w:rFonts w:ascii="Symbol" w:hAnsi="Symbol" w:cs="Symbol" w:hint="default"/>
+      </w:rPr>
+    </w:lvl>
+    <w:lvl w:ilvl="4">
+      <w:start w:val="1"/>
+      <w:numFmt w:val="bullet"/>
+      <w:lvlText w:val=""/>
+      <w:lvlJc w:val="left"/>
+      <w:pPr>
+        <w:tabs>
+          <w:tab w:val="num" w:pos="3545"/>
+        </w:tabs>
+        <w:ind w:left="3545" w:hanging="283"/>
+      </w:pPr>
+      <w:rPr>
+        <w:rFonts w:ascii="Symbol" w:hAnsi="Symbol" w:cs="Symbol" w:hint="default"/>
+      </w:rPr>
+    </w:lvl>
+    <w:lvl w:ilvl="5">
+      <w:start w:val="1"/>
+      <w:numFmt w:val="bullet"/>
+      <w:lvlText w:val=""/>
+      <w:lvlJc w:val="left"/>
+      <w:pPr>
+        <w:tabs>
+          <w:tab w:val="num" w:pos="4254"/>
+        </w:tabs>
+        <w:ind w:left="4254" w:hanging="283"/>
+      </w:pPr>
+      <w:rPr>
+        <w:rFonts w:ascii="Symbol" w:hAnsi="Symbol" w:cs="Symbol" w:hint="default"/>
+      </w:rPr>
+    </w:lvl>
+    <w:lvl w:ilvl="6">
+      <w:start w:val="1"/>
+      <w:numFmt w:val="bullet"/>
+      <w:lvlText w:val=""/>
+      <w:lvlJc w:val="left"/>
+      <w:pPr>
+        <w:tabs>
+          <w:tab w:val="num" w:pos="4963"/>
+        </w:tabs>
+        <w:ind w:left="4963" w:hanging="283"/>
+      </w:pPr>
+      <w:rPr>
+        <w:rFonts w:ascii="Symbol" w:hAnsi="Symbol" w:cs="Symbol" w:hint="default"/>
+      </w:rPr>
+    </w:lvl>
+    <w:lvl w:ilvl="7">
+      <w:start w:val="1"/>
+      <w:numFmt w:val="bullet"/>
+      <w:lvlText w:val=""/>
+      <w:lvlJc w:val="left"/>
+      <w:pPr>
+        <w:tabs>
+          <w:tab w:val="num" w:pos="5672"/>
+        </w:tabs>
+        <w:ind w:left="5672" w:hanging="283"/>
+      </w:pPr>
+      <w:rPr>
+        <w:rFonts w:ascii="Symbol" w:hAnsi="Symbol" w:cs="Symbol" w:hint="default"/>
+      </w:rPr>
+    </w:lvl>
+    <w:lvl w:ilvl="8">
+      <w:start w:val="1"/>
+      <w:numFmt w:val="bullet"/>
+      <w:lvlText w:val=""/>
+      <w:lvlJc w:val="left"/>
+      <w:pPr>
+        <w:tabs>
+          <w:tab w:val="num" w:pos="6381"/>
+        </w:tabs>
+        <w:ind w:left="6381" w:hanging="283"/>
+      </w:pPr>
+      <w:rPr>
+        <w:rFonts w:ascii="Symbol" w:hAnsi="Symbol" w:cs="Symbol" w:hint="default"/>
+      </w:rPr>
+    </w:lvl>
+  </w:abstractNum>
+  <w:abstractNum w:abstractNumId="9">
+    <w:lvl w:ilvl="0">
+      <w:start w:val="1"/>
+      <w:numFmt w:val="bullet"/>
+      <w:lvlText w:val=""/>
+      <w:lvlJc w:val="left"/>
+      <w:pPr>
+        <w:tabs>
+          <w:tab w:val="num" w:pos="709"/>
+        </w:tabs>
+        <w:ind w:left="709" w:hanging="283"/>
+      </w:pPr>
+      <w:rPr>
+        <w:rFonts w:ascii="Symbol" w:hAnsi="Symbol" w:cs="Symbol" w:hint="default"/>
+      </w:rPr>
+    </w:lvl>
+    <w:lvl w:ilvl="1">
+      <w:start w:val="1"/>
+      <w:numFmt w:val="bullet"/>
+      <w:lvlText w:val=""/>
+      <w:lvlJc w:val="left"/>
+      <w:pPr>
+        <w:tabs>
+          <w:tab w:val="num" w:pos="1418"/>
+        </w:tabs>
+        <w:ind w:left="1418" w:hanging="283"/>
+      </w:pPr>
+      <w:rPr>
+        <w:rFonts w:ascii="Symbol" w:hAnsi="Symbol" w:cs="Symbol" w:hint="default"/>
+      </w:rPr>
+    </w:lvl>
+    <w:lvl w:ilvl="2">
+      <w:start w:val="1"/>
+      <w:numFmt w:val="bullet"/>
+      <w:lvlText w:val=""/>
+      <w:lvlJc w:val="left"/>
+      <w:pPr>
+        <w:tabs>
+          <w:tab w:val="num" w:pos="2127"/>
+        </w:tabs>
+        <w:ind w:left="2127" w:hanging="283"/>
+      </w:pPr>
+      <w:rPr>
+        <w:rFonts w:ascii="Symbol" w:hAnsi="Symbol" w:cs="Symbol" w:hint="default"/>
+      </w:rPr>
+    </w:lvl>
+    <w:lvl w:ilvl="3">
+      <w:start w:val="1"/>
+      <w:numFmt w:val="bullet"/>
+      <w:lvlText w:val=""/>
+      <w:lvlJc w:val="left"/>
+      <w:pPr>
+        <w:tabs>
+          <w:tab w:val="num" w:pos="2836"/>
+        </w:tabs>
+        <w:ind w:left="2836" w:hanging="283"/>
+      </w:pPr>
+      <w:rPr>
+        <w:rFonts w:ascii="Symbol" w:hAnsi="Symbol" w:cs="Symbol" w:hint="default"/>
+      </w:rPr>
+    </w:lvl>
+    <w:lvl w:ilvl="4">
+      <w:start w:val="1"/>
+      <w:numFmt w:val="bullet"/>
+      <w:lvlText w:val=""/>
+      <w:lvlJc w:val="left"/>
+      <w:pPr>
+        <w:tabs>
+          <w:tab w:val="num" w:pos="3545"/>
+        </w:tabs>
+        <w:ind w:left="3545" w:hanging="283"/>
+      </w:pPr>
+      <w:rPr>
+        <w:rFonts w:ascii="Symbol" w:hAnsi="Symbol" w:cs="Symbol" w:hint="default"/>
+      </w:rPr>
+    </w:lvl>
+    <w:lvl w:ilvl="5">
+      <w:start w:val="1"/>
+      <w:numFmt w:val="bullet"/>
+      <w:lvlText w:val=""/>
+      <w:lvlJc w:val="left"/>
+      <w:pPr>
+        <w:tabs>
+          <w:tab w:val="num" w:pos="4254"/>
+        </w:tabs>
+        <w:ind w:left="4254" w:hanging="283"/>
+      </w:pPr>
+      <w:rPr>
+        <w:rFonts w:ascii="Symbol" w:hAnsi="Symbol" w:cs="Symbol" w:hint="default"/>
+      </w:rPr>
+    </w:lvl>
+    <w:lvl w:ilvl="6">
+      <w:start w:val="1"/>
+      <w:numFmt w:val="bullet"/>
+      <w:lvlText w:val=""/>
+      <w:lvlJc w:val="left"/>
+      <w:pPr>
+        <w:tabs>
+          <w:tab w:val="num" w:pos="4963"/>
+        </w:tabs>
+        <w:ind w:left="4963" w:hanging="283"/>
+      </w:pPr>
+      <w:rPr>
+        <w:rFonts w:ascii="Symbol" w:hAnsi="Symbol" w:cs="Symbol" w:hint="default"/>
+      </w:rPr>
+    </w:lvl>
+    <w:lvl w:ilvl="7">
+      <w:start w:val="1"/>
+      <w:numFmt w:val="bullet"/>
+      <w:lvlText w:val=""/>
+      <w:lvlJc w:val="left"/>
+      <w:pPr>
+        <w:tabs>
+          <w:tab w:val="num" w:pos="5672"/>
+        </w:tabs>
+        <w:ind w:left="5672" w:hanging="283"/>
+      </w:pPr>
+      <w:rPr>
+        <w:rFonts w:ascii="Symbol" w:hAnsi="Symbol" w:cs="Symbol" w:hint="default"/>
+      </w:rPr>
+    </w:lvl>
+    <w:lvl w:ilvl="8">
+      <w:start w:val="1"/>
+      <w:numFmt w:val="bullet"/>
+      <w:lvlText w:val=""/>
+      <w:lvlJc w:val="left"/>
+      <w:pPr>
+        <w:tabs>
+          <w:tab w:val="num" w:pos="6381"/>
+        </w:tabs>
+        <w:ind w:left="6381" w:hanging="283"/>
+      </w:pPr>
+      <w:rPr>
+        <w:rFonts w:ascii="Symbol" w:hAnsi="Symbol" w:cs="Symbol" w:hint="default"/>
+      </w:rPr>
+    </w:lvl>
+  </w:abstractNum>
+  <w:abstractNum w:abstractNumId="10">
+    <w:lvl w:ilvl="0">
+      <w:start w:val="1"/>
       <w:numFmt w:val="none"/>
       <w:suff w:val="nothing"/>
       <w:lvlText w:val=""/>
@@ -3232,6 +3847,12 @@
   </w:num>
   <w:num w:numId="8">
     <w:abstractNumId w:val="8"/>
+  </w:num>
+  <w:num w:numId="9">
+    <w:abstractNumId w:val="9"/>
+  </w:num>
+  <w:num w:numId="10">
+    <w:abstractNumId w:val="10"/>
   </w:num>
 </w:numbering>
 </file>
